--- a/MODUL AJAR/MA MTK/PROTA MTK  I.docx
+++ b/MODUL AJAR/MA MTK/PROTA MTK  I.docx
@@ -1,6 +1,6 @@
 
 <file path=word/document.xml><?xml version="1.0" encoding="utf-8"?>
-<w:document xmlns:wpc="http://schemas.microsoft.com/office/word/2010/wordprocessingCanvas" xmlns:cx="http://schemas.microsoft.com/office/drawing/2014/chartex" xmlns:cx1="http://schemas.microsoft.com/office/drawing/2015/9/8/chartex" xmlns:cx2="http://schemas.microsoft.com/office/drawing/2015/10/21/chartex" xmlns:cx3="http://schemas.microsoft.com/office/drawing/2016/5/9/chartex" xmlns:cx4="http://schemas.microsoft.com/office/drawing/2016/5/10/chartex" xmlns:cx5="http://schemas.microsoft.com/office/drawing/2016/5/11/chartex" xmlns:cx6="http://schemas.microsoft.com/office/drawing/2016/5/12/chartex" xmlns:cx7="http://schemas.microsoft.com/office/drawing/2016/5/13/chartex" xmlns:cx8="http://schemas.microsoft.com/office/drawing/2016/5/14/chartex" xmlns:mc="http://schemas.openxmlformats.org/markup-compatibility/2006" xmlns:aink="http://schemas.microsoft.com/office/drawing/2016/ink" xmlns:am3d="http://schemas.microsoft.com/office/drawing/2017/model3d" xmlns:o="urn:schemas-microsoft-com:office:office" xmlns:oel="http://schemas.microsoft.com/office/2019/extlst" xmlns:r="http://schemas.openxmlformats.org/officeDocument/2006/relationships" xmlns:m="http://schemas.openxmlformats.org/officeDocument/2006/math" xmlns:v="urn:schemas-microsoft-com:vml" xmlns:wp14="http://schemas.microsoft.com/office/word/2010/wordprocessingDrawing" xmlns:wp="http://schemas.openxmlformats.org/drawingml/2006/wordprocessingDrawing" xmlns:w10="urn:schemas-microsoft-com:office:word" xmlns:w="http://schemas.openxmlformats.org/wordprocessingml/2006/main" xmlns:w14="http://schemas.microsoft.com/office/word/2010/wordml" xmlns:w15="http://schemas.microsoft.com/office/word/2012/wordml" xmlns:w16cex="http://schemas.microsoft.com/office/word/2018/wordml/cex" xmlns:w16cid="http://schemas.microsoft.com/office/word/2016/wordml/cid" xmlns:w16="http://schemas.microsoft.com/office/word/2018/wordml" xmlns:w16sdtdh="http://schemas.microsoft.com/office/word/2020/wordml/sdtdatahash" xmlns:w16se="http://schemas.microsoft.com/office/word/2015/wordml/symex" xmlns:wpg="http://schemas.microsoft.com/office/word/2010/wordprocessingGroup" xmlns:wpi="http://schemas.microsoft.com/office/word/2010/wordprocessingInk" xmlns:wne="http://schemas.microsoft.com/office/word/2006/wordml" xmlns:wps="http://schemas.microsoft.com/office/word/2010/wordprocessingShape" mc:Ignorable="w14 w15 w16se w16cid w16 w16cex w16sdtdh wp14">
+<w:document xmlns:wpc="http://schemas.microsoft.com/office/word/2010/wordprocessingCanvas" xmlns:cx="http://schemas.microsoft.com/office/drawing/2014/chartex" xmlns:cx1="http://schemas.microsoft.com/office/drawing/2015/9/8/chartex" xmlns:cx2="http://schemas.microsoft.com/office/drawing/2015/10/21/chartex" xmlns:cx3="http://schemas.microsoft.com/office/drawing/2016/5/9/chartex" xmlns:cx4="http://schemas.microsoft.com/office/drawing/2016/5/10/chartex" xmlns:cx5="http://schemas.microsoft.com/office/drawing/2016/5/11/chartex" xmlns:cx6="http://schemas.microsoft.com/office/drawing/2016/5/12/chartex" xmlns:cx7="http://schemas.microsoft.com/office/drawing/2016/5/13/chartex" xmlns:cx8="http://schemas.microsoft.com/office/drawing/2016/5/14/chartex" xmlns:mc="http://schemas.openxmlformats.org/markup-compatibility/2006" xmlns:aink="http://schemas.microsoft.com/office/drawing/2016/ink" xmlns:am3d="http://schemas.microsoft.com/office/drawing/2017/model3d" xmlns:o="urn:schemas-microsoft-com:office:office" xmlns:oel="http://schemas.microsoft.com/office/2019/extlst" xmlns:r="http://schemas.openxmlformats.org/officeDocument/2006/relationships" xmlns:m="http://schemas.openxmlformats.org/officeDocument/2006/math" xmlns:v="urn:schemas-microsoft-com:vml" xmlns:wp14="http://schemas.microsoft.com/office/word/2010/wordprocessingDrawing" xmlns:wp="http://schemas.openxmlformats.org/drawingml/2006/wordprocessingDrawing" xmlns:w10="urn:schemas-microsoft-com:office:word" xmlns:w="http://schemas.openxmlformats.org/wordprocessingml/2006/main" xmlns:w14="http://schemas.microsoft.com/office/word/2010/wordml" xmlns:w15="http://schemas.microsoft.com/office/word/2012/wordml" xmlns:w16cex="http://schemas.microsoft.com/office/word/2018/wordml/cex" xmlns:w16cid="http://schemas.microsoft.com/office/word/2016/wordml/cid" xmlns:w16="http://schemas.microsoft.com/office/word/2018/wordml" xmlns:w16du="http://schemas.microsoft.com/office/word/2023/wordml/word16du" xmlns:w16sdtdh="http://schemas.microsoft.com/office/word/2020/wordml/sdtdatahash" xmlns:w16sdtfl="http://schemas.microsoft.com/office/word/2024/wordml/sdtformatlock" xmlns:w16se="http://schemas.microsoft.com/office/word/2015/wordml/symex" xmlns:wpg="http://schemas.microsoft.com/office/word/2010/wordprocessingGroup" xmlns:wpi="http://schemas.microsoft.com/office/word/2010/wordprocessingInk" xmlns:wne="http://schemas.microsoft.com/office/word/2006/wordml" xmlns:wps="http://schemas.microsoft.com/office/word/2010/wordprocessingShape" mc:Ignorable="w14 w15 w16se w16cid w16 w16cex w16sdtdh w16sdtfl w16du wp14">
   <w:body>
     <w:p>
       <w:pPr>
@@ -134,7 +134,6 @@
         </w:rPr>
         <w:t xml:space="preserve">Nama </w:t>
       </w:r>
-      <w:proofErr w:type="spellStart"/>
       <w:r>
         <w:rPr>
           <w:rFonts w:ascii="Times New Roman" w:hAnsi="Times New Roman" w:cstheme="majorBidi"/>
@@ -145,7 +144,6 @@
         </w:rPr>
         <w:t>Sekolah</w:t>
       </w:r>
-      <w:proofErr w:type="spellEnd"/>
       <w:r>
         <w:rPr>
           <w:rFonts w:ascii="Times New Roman" w:hAnsi="Times New Roman" w:cstheme="majorBidi"/>
@@ -345,7 +343,6 @@
           <w:szCs w:val="24"/>
         </w:rPr>
       </w:pPr>
-      <w:proofErr w:type="spellStart"/>
       <w:r>
         <w:rPr>
           <w:rFonts w:ascii="Times New Roman" w:hAnsi="Times New Roman"/>
@@ -354,18 +351,7 @@
           <w:sz w:val="24"/>
           <w:szCs w:val="24"/>
         </w:rPr>
-        <w:t>Fase</w:t>
-      </w:r>
-      <w:proofErr w:type="spellEnd"/>
-      <w:r>
-        <w:rPr>
-          <w:rFonts w:ascii="Times New Roman" w:hAnsi="Times New Roman"/>
-          <w:b/>
-          <w:bCs/>
-          <w:sz w:val="24"/>
-          <w:szCs w:val="24"/>
-        </w:rPr>
-        <w:t xml:space="preserve"> - </w:t>
+        <w:t xml:space="preserve">Fase - </w:t>
       </w:r>
       <w:proofErr w:type="spellStart"/>
       <w:r>
@@ -567,7 +553,6 @@
           <w:szCs w:val="24"/>
         </w:rPr>
         <w:tab/>
-        <w:t>20</w:t>
       </w:r>
       <w:r>
         <w:rPr>
@@ -577,27 +562,7 @@
           <w:sz w:val="24"/>
           <w:szCs w:val="24"/>
         </w:rPr>
-        <w:t>25</w:t>
-      </w:r>
-      <w:r>
-        <w:rPr>
-          <w:rFonts w:ascii="Times New Roman" w:hAnsi="Times New Roman" w:cstheme="majorBidi"/>
-          <w:b/>
-          <w:bCs/>
-          <w:sz w:val="24"/>
-          <w:szCs w:val="24"/>
-        </w:rPr>
-        <w:t>/20</w:t>
-      </w:r>
-      <w:r>
-        <w:rPr>
-          <w:rFonts w:ascii="Times New Roman" w:hAnsi="Times New Roman" w:cstheme="majorBidi"/>
-          <w:b/>
-          <w:bCs/>
-          <w:sz w:val="24"/>
-          <w:szCs w:val="24"/>
-        </w:rPr>
-        <w:t>26</w:t>
+        <w:t>2026/2027</w:t>
       </w:r>
     </w:p>
     <w:p>
@@ -691,6 +656,24 @@
           <w:sz w:val="24"/>
           <w:szCs w:val="24"/>
         </w:rPr>
+        <w:t xml:space="preserve"> Fase A, </w:t>
+      </w:r>
+      <w:proofErr w:type="spellStart"/>
+      <w:r>
+        <w:rPr>
+          <w:rFonts w:ascii="Times New Roman" w:hAnsi="Times New Roman"/>
+          <w:sz w:val="24"/>
+          <w:szCs w:val="24"/>
+        </w:rPr>
+        <w:t>peserta</w:t>
+      </w:r>
+      <w:proofErr w:type="spellEnd"/>
+      <w:r>
+        <w:rPr>
+          <w:rFonts w:ascii="Times New Roman" w:hAnsi="Times New Roman"/>
+          <w:sz w:val="24"/>
+          <w:szCs w:val="24"/>
+        </w:rPr>
         <w:t xml:space="preserve"> </w:t>
       </w:r>
       <w:proofErr w:type="spellStart"/>
@@ -700,7 +683,7 @@
           <w:sz w:val="24"/>
           <w:szCs w:val="24"/>
         </w:rPr>
-        <w:t>Fase</w:t>
+        <w:t>didik</w:t>
       </w:r>
       <w:proofErr w:type="spellEnd"/>
       <w:r>
@@ -709,7 +692,7 @@
           <w:sz w:val="24"/>
           <w:szCs w:val="24"/>
         </w:rPr>
-        <w:t xml:space="preserve"> A, </w:t>
+        <w:t xml:space="preserve"> </w:t>
       </w:r>
       <w:proofErr w:type="spellStart"/>
       <w:r>
@@ -718,7 +701,7 @@
           <w:sz w:val="24"/>
           <w:szCs w:val="24"/>
         </w:rPr>
-        <w:t>peserta</w:t>
+        <w:t>dapat</w:t>
       </w:r>
       <w:proofErr w:type="spellEnd"/>
       <w:r>
@@ -736,7 +719,7 @@
           <w:sz w:val="24"/>
           <w:szCs w:val="24"/>
         </w:rPr>
-        <w:t>didik</w:t>
+        <w:t>menunjukkan</w:t>
       </w:r>
       <w:proofErr w:type="spellEnd"/>
       <w:r>
@@ -754,6 +737,204 @@
           <w:sz w:val="24"/>
           <w:szCs w:val="24"/>
         </w:rPr>
+        <w:t>pemahaman</w:t>
+      </w:r>
+      <w:proofErr w:type="spellEnd"/>
+      <w:r>
+        <w:rPr>
+          <w:rFonts w:ascii="Times New Roman" w:hAnsi="Times New Roman"/>
+          <w:sz w:val="24"/>
+          <w:szCs w:val="24"/>
+        </w:rPr>
+        <w:t xml:space="preserve"> dan </w:t>
+      </w:r>
+      <w:proofErr w:type="spellStart"/>
+      <w:r>
+        <w:rPr>
+          <w:rFonts w:ascii="Times New Roman" w:hAnsi="Times New Roman"/>
+          <w:sz w:val="24"/>
+          <w:szCs w:val="24"/>
+        </w:rPr>
+        <w:t>memiliki</w:t>
+      </w:r>
+      <w:proofErr w:type="spellEnd"/>
+      <w:r>
+        <w:rPr>
+          <w:rFonts w:ascii="Times New Roman" w:hAnsi="Times New Roman"/>
+          <w:sz w:val="24"/>
+          <w:szCs w:val="24"/>
+        </w:rPr>
+        <w:t xml:space="preserve"> </w:t>
+      </w:r>
+      <w:proofErr w:type="spellStart"/>
+      <w:r>
+        <w:rPr>
+          <w:rFonts w:ascii="Times New Roman" w:hAnsi="Times New Roman"/>
+          <w:sz w:val="24"/>
+          <w:szCs w:val="24"/>
+        </w:rPr>
+        <w:t>intuisi</w:t>
+      </w:r>
+      <w:proofErr w:type="spellEnd"/>
+      <w:r>
+        <w:rPr>
+          <w:rFonts w:ascii="Times New Roman" w:hAnsi="Times New Roman"/>
+          <w:sz w:val="24"/>
+          <w:szCs w:val="24"/>
+        </w:rPr>
+        <w:t xml:space="preserve"> </w:t>
+      </w:r>
+      <w:proofErr w:type="spellStart"/>
+      <w:r>
+        <w:rPr>
+          <w:rFonts w:ascii="Times New Roman" w:hAnsi="Times New Roman"/>
+          <w:sz w:val="24"/>
+          <w:szCs w:val="24"/>
+        </w:rPr>
+        <w:t>bilangan</w:t>
+      </w:r>
+      <w:proofErr w:type="spellEnd"/>
+      <w:r>
+        <w:rPr>
+          <w:rFonts w:ascii="Times New Roman" w:hAnsi="Times New Roman"/>
+          <w:sz w:val="24"/>
+          <w:szCs w:val="24"/>
+        </w:rPr>
+        <w:t xml:space="preserve"> (number sense) pada </w:t>
+      </w:r>
+      <w:proofErr w:type="spellStart"/>
+      <w:r>
+        <w:rPr>
+          <w:rFonts w:ascii="Times New Roman" w:hAnsi="Times New Roman"/>
+          <w:sz w:val="24"/>
+          <w:szCs w:val="24"/>
+        </w:rPr>
+        <w:t>bilangan</w:t>
+      </w:r>
+      <w:proofErr w:type="spellEnd"/>
+      <w:r>
+        <w:rPr>
+          <w:rFonts w:ascii="Times New Roman" w:hAnsi="Times New Roman"/>
+          <w:sz w:val="24"/>
+          <w:szCs w:val="24"/>
+        </w:rPr>
+        <w:t xml:space="preserve"> </w:t>
+      </w:r>
+      <w:proofErr w:type="spellStart"/>
+      <w:r>
+        <w:rPr>
+          <w:rFonts w:ascii="Times New Roman" w:hAnsi="Times New Roman"/>
+          <w:sz w:val="24"/>
+          <w:szCs w:val="24"/>
+        </w:rPr>
+        <w:t>cacah</w:t>
+      </w:r>
+      <w:proofErr w:type="spellEnd"/>
+      <w:r>
+        <w:rPr>
+          <w:rFonts w:ascii="Times New Roman" w:hAnsi="Times New Roman"/>
+          <w:sz w:val="24"/>
+          <w:szCs w:val="24"/>
+        </w:rPr>
+        <w:t xml:space="preserve"> </w:t>
+      </w:r>
+      <w:proofErr w:type="spellStart"/>
+      <w:r>
+        <w:rPr>
+          <w:rFonts w:ascii="Times New Roman" w:hAnsi="Times New Roman"/>
+          <w:sz w:val="24"/>
+          <w:szCs w:val="24"/>
+        </w:rPr>
+        <w:t>sampai</w:t>
+      </w:r>
+      <w:proofErr w:type="spellEnd"/>
+      <w:r>
+        <w:rPr>
+          <w:rFonts w:ascii="Times New Roman" w:hAnsi="Times New Roman"/>
+          <w:sz w:val="24"/>
+          <w:szCs w:val="24"/>
+        </w:rPr>
+        <w:t xml:space="preserve"> 100, </w:t>
+      </w:r>
+      <w:proofErr w:type="spellStart"/>
+      <w:r>
+        <w:rPr>
+          <w:rFonts w:ascii="Times New Roman" w:hAnsi="Times New Roman"/>
+          <w:sz w:val="24"/>
+          <w:szCs w:val="24"/>
+        </w:rPr>
+        <w:t>termasuk</w:t>
+      </w:r>
+      <w:proofErr w:type="spellEnd"/>
+      <w:r>
+        <w:rPr>
+          <w:rFonts w:ascii="Times New Roman" w:hAnsi="Times New Roman"/>
+          <w:sz w:val="24"/>
+          <w:szCs w:val="24"/>
+        </w:rPr>
+        <w:t xml:space="preserve"> </w:t>
+      </w:r>
+      <w:proofErr w:type="spellStart"/>
+      <w:r>
+        <w:rPr>
+          <w:rFonts w:ascii="Times New Roman" w:hAnsi="Times New Roman"/>
+          <w:sz w:val="24"/>
+          <w:szCs w:val="24"/>
+        </w:rPr>
+        <w:t>menyusun</w:t>
+      </w:r>
+      <w:proofErr w:type="spellEnd"/>
+      <w:r>
+        <w:rPr>
+          <w:rFonts w:ascii="Times New Roman" w:hAnsi="Times New Roman"/>
+          <w:sz w:val="24"/>
+          <w:szCs w:val="24"/>
+        </w:rPr>
+        <w:t xml:space="preserve"> dan </w:t>
+      </w:r>
+      <w:proofErr w:type="spellStart"/>
+      <w:r>
+        <w:rPr>
+          <w:rFonts w:ascii="Times New Roman" w:hAnsi="Times New Roman"/>
+          <w:sz w:val="24"/>
+          <w:szCs w:val="24"/>
+        </w:rPr>
+        <w:t>mengurai</w:t>
+      </w:r>
+      <w:proofErr w:type="spellEnd"/>
+      <w:r>
+        <w:rPr>
+          <w:rFonts w:ascii="Times New Roman" w:hAnsi="Times New Roman"/>
+          <w:sz w:val="24"/>
+          <w:szCs w:val="24"/>
+        </w:rPr>
+        <w:t xml:space="preserve"> </w:t>
+      </w:r>
+      <w:proofErr w:type="spellStart"/>
+      <w:r>
+        <w:rPr>
+          <w:rFonts w:ascii="Times New Roman" w:hAnsi="Times New Roman"/>
+          <w:sz w:val="24"/>
+          <w:szCs w:val="24"/>
+        </w:rPr>
+        <w:t>bilangan</w:t>
+      </w:r>
+      <w:proofErr w:type="spellEnd"/>
+      <w:r>
+        <w:rPr>
+          <w:rFonts w:ascii="Times New Roman" w:hAnsi="Times New Roman"/>
+          <w:sz w:val="24"/>
+          <w:szCs w:val="24"/>
+        </w:rPr>
+        <w:t xml:space="preserve">. Mereka </w:t>
+      </w:r>
+      <w:proofErr w:type="spellStart"/>
+      <w:r>
+        <w:rPr>
+          <w:rFonts w:ascii="Times New Roman" w:hAnsi="Times New Roman"/>
+          <w:sz w:val="24"/>
+          <w:szCs w:val="24"/>
+        </w:rPr>
         <w:t>dapat</w:t>
       </w:r>
       <w:proofErr w:type="spellEnd"/>
@@ -772,7 +953,7 @@
           <w:sz w:val="24"/>
           <w:szCs w:val="24"/>
         </w:rPr>
-        <w:t>menunjukkan</w:t>
+        <w:t>melakukan</w:t>
       </w:r>
       <w:proofErr w:type="spellEnd"/>
       <w:r>
@@ -790,7 +971,7 @@
           <w:sz w:val="24"/>
           <w:szCs w:val="24"/>
         </w:rPr>
-        <w:t>pemahaman</w:t>
+        <w:t>operasi</w:t>
       </w:r>
       <w:proofErr w:type="spellEnd"/>
       <w:r>
@@ -799,6 +980,24 @@
           <w:sz w:val="24"/>
           <w:szCs w:val="24"/>
         </w:rPr>
+        <w:t xml:space="preserve"> </w:t>
+      </w:r>
+      <w:proofErr w:type="spellStart"/>
+      <w:r>
+        <w:rPr>
+          <w:rFonts w:ascii="Times New Roman" w:hAnsi="Times New Roman"/>
+          <w:sz w:val="24"/>
+          <w:szCs w:val="24"/>
+        </w:rPr>
+        <w:t>penjumlahan</w:t>
+      </w:r>
+      <w:proofErr w:type="spellEnd"/>
+      <w:r>
+        <w:rPr>
+          <w:rFonts w:ascii="Times New Roman" w:hAnsi="Times New Roman"/>
+          <w:sz w:val="24"/>
+          <w:szCs w:val="24"/>
+        </w:rPr>
         <w:t xml:space="preserve"> dan </w:t>
       </w:r>
       <w:proofErr w:type="spellStart"/>
@@ -808,7 +1007,7 @@
           <w:sz w:val="24"/>
           <w:szCs w:val="24"/>
         </w:rPr>
-        <w:t>memiliki</w:t>
+        <w:t>pengurangan</w:t>
       </w:r>
       <w:proofErr w:type="spellEnd"/>
       <w:r>
@@ -817,6 +1016,24 @@
           <w:sz w:val="24"/>
           <w:szCs w:val="24"/>
         </w:rPr>
+        <w:t xml:space="preserve"> pada </w:t>
+      </w:r>
+      <w:proofErr w:type="spellStart"/>
+      <w:r>
+        <w:rPr>
+          <w:rFonts w:ascii="Times New Roman" w:hAnsi="Times New Roman"/>
+          <w:sz w:val="24"/>
+          <w:szCs w:val="24"/>
+        </w:rPr>
+        <w:t>bilangan</w:t>
+      </w:r>
+      <w:proofErr w:type="spellEnd"/>
+      <w:r>
+        <w:rPr>
+          <w:rFonts w:ascii="Times New Roman" w:hAnsi="Times New Roman"/>
+          <w:sz w:val="24"/>
+          <w:szCs w:val="24"/>
+        </w:rPr>
         <w:t xml:space="preserve"> </w:t>
       </w:r>
       <w:proofErr w:type="spellStart"/>
@@ -826,7 +1043,7 @@
           <w:sz w:val="24"/>
           <w:szCs w:val="24"/>
         </w:rPr>
-        <w:t>intuisi</w:t>
+        <w:t>cacah</w:t>
       </w:r>
       <w:proofErr w:type="spellEnd"/>
       <w:r>
@@ -844,7 +1061,7 @@
           <w:sz w:val="24"/>
           <w:szCs w:val="24"/>
         </w:rPr>
-        <w:t>bilangan</w:t>
+        <w:t>sampai</w:t>
       </w:r>
       <w:proofErr w:type="spellEnd"/>
       <w:r>
@@ -853,7 +1070,7 @@
           <w:sz w:val="24"/>
           <w:szCs w:val="24"/>
         </w:rPr>
-        <w:t xml:space="preserve"> (number sense) pada </w:t>
+        <w:t xml:space="preserve"> 20, dan </w:t>
       </w:r>
       <w:proofErr w:type="spellStart"/>
       <w:r>
@@ -862,7 +1079,7 @@
           <w:sz w:val="24"/>
           <w:szCs w:val="24"/>
         </w:rPr>
-        <w:t>bilangan</w:t>
+        <w:t>dapat</w:t>
       </w:r>
       <w:proofErr w:type="spellEnd"/>
       <w:r>
@@ -880,7 +1097,7 @@
           <w:sz w:val="24"/>
           <w:szCs w:val="24"/>
         </w:rPr>
-        <w:t>cacah</w:t>
+        <w:t>memahami</w:t>
       </w:r>
       <w:proofErr w:type="spellEnd"/>
       <w:r>
@@ -898,7 +1115,7 @@
           <w:sz w:val="24"/>
           <w:szCs w:val="24"/>
         </w:rPr>
-        <w:t>sampai</w:t>
+        <w:t>pecahan</w:t>
       </w:r>
       <w:proofErr w:type="spellEnd"/>
       <w:r>
@@ -907,7 +1124,7 @@
           <w:sz w:val="24"/>
           <w:szCs w:val="24"/>
         </w:rPr>
-        <w:t xml:space="preserve"> 100, </w:t>
+        <w:t xml:space="preserve"> </w:t>
       </w:r>
       <w:proofErr w:type="spellStart"/>
       <w:r>
@@ -916,7 +1133,7 @@
           <w:sz w:val="24"/>
           <w:szCs w:val="24"/>
         </w:rPr>
-        <w:t>termasuk</w:t>
+        <w:t>setengah</w:t>
       </w:r>
       <w:proofErr w:type="spellEnd"/>
       <w:r>
@@ -925,6 +1142,42 @@
           <w:sz w:val="24"/>
           <w:szCs w:val="24"/>
         </w:rPr>
+        <w:t xml:space="preserve"> dan </w:t>
+      </w:r>
+      <w:proofErr w:type="spellStart"/>
+      <w:r>
+        <w:rPr>
+          <w:rFonts w:ascii="Times New Roman" w:hAnsi="Times New Roman"/>
+          <w:sz w:val="24"/>
+          <w:szCs w:val="24"/>
+        </w:rPr>
+        <w:t>seperempat</w:t>
+      </w:r>
+      <w:proofErr w:type="spellEnd"/>
+      <w:r>
+        <w:rPr>
+          <w:rFonts w:ascii="Times New Roman" w:hAnsi="Times New Roman"/>
+          <w:sz w:val="24"/>
+          <w:szCs w:val="24"/>
+        </w:rPr>
+        <w:t xml:space="preserve">. Mereka </w:t>
+      </w:r>
+      <w:proofErr w:type="spellStart"/>
+      <w:r>
+        <w:rPr>
+          <w:rFonts w:ascii="Times New Roman" w:hAnsi="Times New Roman"/>
+          <w:sz w:val="24"/>
+          <w:szCs w:val="24"/>
+        </w:rPr>
+        <w:t>dapat</w:t>
+      </w:r>
+      <w:proofErr w:type="spellEnd"/>
+      <w:r>
+        <w:rPr>
+          <w:rFonts w:ascii="Times New Roman" w:hAnsi="Times New Roman"/>
+          <w:sz w:val="24"/>
+          <w:szCs w:val="24"/>
+        </w:rPr>
         <w:t xml:space="preserve"> </w:t>
       </w:r>
       <w:proofErr w:type="spellStart"/>
@@ -934,6 +1187,366 @@
           <w:sz w:val="24"/>
           <w:szCs w:val="24"/>
         </w:rPr>
+        <w:t>mengenali</w:t>
+      </w:r>
+      <w:proofErr w:type="spellEnd"/>
+      <w:r>
+        <w:rPr>
+          <w:rFonts w:ascii="Times New Roman" w:hAnsi="Times New Roman"/>
+          <w:sz w:val="24"/>
+          <w:szCs w:val="24"/>
+        </w:rPr>
+        <w:t xml:space="preserve">, </w:t>
+      </w:r>
+      <w:proofErr w:type="spellStart"/>
+      <w:r>
+        <w:rPr>
+          <w:rFonts w:ascii="Times New Roman" w:hAnsi="Times New Roman"/>
+          <w:sz w:val="24"/>
+          <w:szCs w:val="24"/>
+        </w:rPr>
+        <w:t>meniru</w:t>
+      </w:r>
+      <w:proofErr w:type="spellEnd"/>
+      <w:r>
+        <w:rPr>
+          <w:rFonts w:ascii="Times New Roman" w:hAnsi="Times New Roman"/>
+          <w:sz w:val="24"/>
+          <w:szCs w:val="24"/>
+        </w:rPr>
+        <w:t xml:space="preserve">, dan </w:t>
+      </w:r>
+      <w:proofErr w:type="spellStart"/>
+      <w:r>
+        <w:rPr>
+          <w:rFonts w:ascii="Times New Roman" w:hAnsi="Times New Roman"/>
+          <w:sz w:val="24"/>
+          <w:szCs w:val="24"/>
+        </w:rPr>
+        <w:t>melanjutkan</w:t>
+      </w:r>
+      <w:proofErr w:type="spellEnd"/>
+      <w:r>
+        <w:rPr>
+          <w:rFonts w:ascii="Times New Roman" w:hAnsi="Times New Roman"/>
+          <w:sz w:val="24"/>
+          <w:szCs w:val="24"/>
+        </w:rPr>
+        <w:t xml:space="preserve"> </w:t>
+      </w:r>
+      <w:proofErr w:type="spellStart"/>
+      <w:r>
+        <w:rPr>
+          <w:rFonts w:ascii="Times New Roman" w:hAnsi="Times New Roman"/>
+          <w:sz w:val="24"/>
+          <w:szCs w:val="24"/>
+        </w:rPr>
+        <w:t>pola</w:t>
+      </w:r>
+      <w:proofErr w:type="spellEnd"/>
+      <w:r>
+        <w:rPr>
+          <w:rFonts w:ascii="Times New Roman" w:hAnsi="Times New Roman"/>
+          <w:sz w:val="24"/>
+          <w:szCs w:val="24"/>
+        </w:rPr>
+        <w:t xml:space="preserve">. Mereka </w:t>
+      </w:r>
+      <w:proofErr w:type="spellStart"/>
+      <w:r>
+        <w:rPr>
+          <w:rFonts w:ascii="Times New Roman" w:hAnsi="Times New Roman"/>
+          <w:sz w:val="24"/>
+          <w:szCs w:val="24"/>
+        </w:rPr>
+        <w:t>dapat</w:t>
+      </w:r>
+      <w:proofErr w:type="spellEnd"/>
+      <w:r>
+        <w:rPr>
+          <w:rFonts w:ascii="Times New Roman" w:hAnsi="Times New Roman"/>
+          <w:sz w:val="24"/>
+          <w:szCs w:val="24"/>
+        </w:rPr>
+        <w:t xml:space="preserve"> </w:t>
+      </w:r>
+      <w:proofErr w:type="spellStart"/>
+      <w:r>
+        <w:rPr>
+          <w:rFonts w:ascii="Times New Roman" w:hAnsi="Times New Roman"/>
+          <w:sz w:val="24"/>
+          <w:szCs w:val="24"/>
+        </w:rPr>
+        <w:t>membandingkan</w:t>
+      </w:r>
+      <w:proofErr w:type="spellEnd"/>
+      <w:r>
+        <w:rPr>
+          <w:rFonts w:ascii="Times New Roman" w:hAnsi="Times New Roman"/>
+          <w:sz w:val="24"/>
+          <w:szCs w:val="24"/>
+        </w:rPr>
+        <w:t xml:space="preserve"> dan </w:t>
+      </w:r>
+      <w:proofErr w:type="spellStart"/>
+      <w:r>
+        <w:rPr>
+          <w:rFonts w:ascii="Times New Roman" w:hAnsi="Times New Roman"/>
+          <w:sz w:val="24"/>
+          <w:szCs w:val="24"/>
+        </w:rPr>
+        <w:t>mengestimasi</w:t>
+      </w:r>
+      <w:proofErr w:type="spellEnd"/>
+      <w:r>
+        <w:rPr>
+          <w:rFonts w:ascii="Times New Roman" w:hAnsi="Times New Roman"/>
+          <w:sz w:val="24"/>
+          <w:szCs w:val="24"/>
+        </w:rPr>
+        <w:t xml:space="preserve"> </w:t>
+      </w:r>
+      <w:proofErr w:type="spellStart"/>
+      <w:r>
+        <w:rPr>
+          <w:rFonts w:ascii="Times New Roman" w:hAnsi="Times New Roman"/>
+          <w:sz w:val="24"/>
+          <w:szCs w:val="24"/>
+        </w:rPr>
+        <w:t>panjang</w:t>
+      </w:r>
+      <w:proofErr w:type="spellEnd"/>
+      <w:r>
+        <w:rPr>
+          <w:rFonts w:ascii="Times New Roman" w:hAnsi="Times New Roman"/>
+          <w:sz w:val="24"/>
+          <w:szCs w:val="24"/>
+        </w:rPr>
+        <w:t xml:space="preserve">, </w:t>
+      </w:r>
+      <w:proofErr w:type="spellStart"/>
+      <w:r>
+        <w:rPr>
+          <w:rFonts w:ascii="Times New Roman" w:hAnsi="Times New Roman"/>
+          <w:sz w:val="24"/>
+          <w:szCs w:val="24"/>
+        </w:rPr>
+        <w:t>berat</w:t>
+      </w:r>
+      <w:proofErr w:type="spellEnd"/>
+      <w:r>
+        <w:rPr>
+          <w:rFonts w:ascii="Times New Roman" w:hAnsi="Times New Roman"/>
+          <w:sz w:val="24"/>
+          <w:szCs w:val="24"/>
+        </w:rPr>
+        <w:t xml:space="preserve">, dan </w:t>
+      </w:r>
+      <w:proofErr w:type="spellStart"/>
+      <w:r>
+        <w:rPr>
+          <w:rFonts w:ascii="Times New Roman" w:hAnsi="Times New Roman"/>
+          <w:sz w:val="24"/>
+          <w:szCs w:val="24"/>
+        </w:rPr>
+        <w:t>durasi</w:t>
+      </w:r>
+      <w:proofErr w:type="spellEnd"/>
+      <w:r>
+        <w:rPr>
+          <w:rFonts w:ascii="Times New Roman" w:hAnsi="Times New Roman"/>
+          <w:sz w:val="24"/>
+          <w:szCs w:val="24"/>
+        </w:rPr>
+        <w:t xml:space="preserve"> </w:t>
+      </w:r>
+      <w:proofErr w:type="spellStart"/>
+      <w:r>
+        <w:rPr>
+          <w:rFonts w:ascii="Times New Roman" w:hAnsi="Times New Roman"/>
+          <w:sz w:val="24"/>
+          <w:szCs w:val="24"/>
+        </w:rPr>
+        <w:t>waktu</w:t>
+      </w:r>
+      <w:proofErr w:type="spellEnd"/>
+      <w:r>
+        <w:rPr>
+          <w:rFonts w:ascii="Times New Roman" w:hAnsi="Times New Roman"/>
+          <w:sz w:val="24"/>
+          <w:szCs w:val="24"/>
+        </w:rPr>
+        <w:t xml:space="preserve">. Mereka </w:t>
+      </w:r>
+      <w:proofErr w:type="spellStart"/>
+      <w:r>
+        <w:rPr>
+          <w:rFonts w:ascii="Times New Roman" w:hAnsi="Times New Roman"/>
+          <w:sz w:val="24"/>
+          <w:szCs w:val="24"/>
+        </w:rPr>
+        <w:t>dapat</w:t>
+      </w:r>
+      <w:proofErr w:type="spellEnd"/>
+      <w:r>
+        <w:rPr>
+          <w:rFonts w:ascii="Times New Roman" w:hAnsi="Times New Roman"/>
+          <w:sz w:val="24"/>
+          <w:szCs w:val="24"/>
+        </w:rPr>
+        <w:t xml:space="preserve"> </w:t>
+      </w:r>
+      <w:proofErr w:type="spellStart"/>
+      <w:r>
+        <w:rPr>
+          <w:rFonts w:ascii="Times New Roman" w:hAnsi="Times New Roman"/>
+          <w:sz w:val="24"/>
+          <w:szCs w:val="24"/>
+        </w:rPr>
+        <w:t>mengenal</w:t>
+      </w:r>
+      <w:proofErr w:type="spellEnd"/>
+      <w:r>
+        <w:rPr>
+          <w:rFonts w:ascii="Times New Roman" w:hAnsi="Times New Roman"/>
+          <w:sz w:val="24"/>
+          <w:szCs w:val="24"/>
+        </w:rPr>
+        <w:t xml:space="preserve"> </w:t>
+      </w:r>
+      <w:proofErr w:type="spellStart"/>
+      <w:r>
+        <w:rPr>
+          <w:rFonts w:ascii="Times New Roman" w:hAnsi="Times New Roman"/>
+          <w:sz w:val="24"/>
+          <w:szCs w:val="24"/>
+        </w:rPr>
+        <w:t>berbagai</w:t>
+      </w:r>
+      <w:proofErr w:type="spellEnd"/>
+      <w:r>
+        <w:rPr>
+          <w:rFonts w:ascii="Times New Roman" w:hAnsi="Times New Roman"/>
+          <w:sz w:val="24"/>
+          <w:szCs w:val="24"/>
+        </w:rPr>
+        <w:t xml:space="preserve"> </w:t>
+      </w:r>
+      <w:proofErr w:type="spellStart"/>
+      <w:r>
+        <w:rPr>
+          <w:rFonts w:ascii="Times New Roman" w:hAnsi="Times New Roman"/>
+          <w:sz w:val="24"/>
+          <w:szCs w:val="24"/>
+        </w:rPr>
+        <w:t>bangun</w:t>
+      </w:r>
+      <w:proofErr w:type="spellEnd"/>
+      <w:r>
+        <w:rPr>
+          <w:rFonts w:ascii="Times New Roman" w:hAnsi="Times New Roman"/>
+          <w:sz w:val="24"/>
+          <w:szCs w:val="24"/>
+        </w:rPr>
+        <w:t xml:space="preserve"> </w:t>
+      </w:r>
+      <w:proofErr w:type="spellStart"/>
+      <w:r>
+        <w:rPr>
+          <w:rFonts w:ascii="Times New Roman" w:hAnsi="Times New Roman"/>
+          <w:sz w:val="24"/>
+          <w:szCs w:val="24"/>
+        </w:rPr>
+        <w:t>datar</w:t>
+      </w:r>
+      <w:proofErr w:type="spellEnd"/>
+      <w:r>
+        <w:rPr>
+          <w:rFonts w:ascii="Times New Roman" w:hAnsi="Times New Roman"/>
+          <w:sz w:val="24"/>
+          <w:szCs w:val="24"/>
+        </w:rPr>
+        <w:t xml:space="preserve"> dan </w:t>
+      </w:r>
+      <w:proofErr w:type="spellStart"/>
+      <w:r>
+        <w:rPr>
+          <w:rFonts w:ascii="Times New Roman" w:hAnsi="Times New Roman"/>
+          <w:sz w:val="24"/>
+          <w:szCs w:val="24"/>
+        </w:rPr>
+        <w:t>bangun</w:t>
+      </w:r>
+      <w:proofErr w:type="spellEnd"/>
+      <w:r>
+        <w:rPr>
+          <w:rFonts w:ascii="Times New Roman" w:hAnsi="Times New Roman"/>
+          <w:sz w:val="24"/>
+          <w:szCs w:val="24"/>
+        </w:rPr>
+        <w:t xml:space="preserve"> </w:t>
+      </w:r>
+      <w:proofErr w:type="spellStart"/>
+      <w:r>
+        <w:rPr>
+          <w:rFonts w:ascii="Times New Roman" w:hAnsi="Times New Roman"/>
+          <w:sz w:val="24"/>
+          <w:szCs w:val="24"/>
+        </w:rPr>
+        <w:t>ruang</w:t>
+      </w:r>
+      <w:proofErr w:type="spellEnd"/>
+      <w:r>
+        <w:rPr>
+          <w:rFonts w:ascii="Times New Roman" w:hAnsi="Times New Roman"/>
+          <w:sz w:val="24"/>
+          <w:szCs w:val="24"/>
+        </w:rPr>
+        <w:t xml:space="preserve">, </w:t>
+      </w:r>
+      <w:proofErr w:type="spellStart"/>
+      <w:r>
+        <w:rPr>
+          <w:rFonts w:ascii="Times New Roman" w:hAnsi="Times New Roman"/>
+          <w:sz w:val="24"/>
+          <w:szCs w:val="24"/>
+        </w:rPr>
+        <w:t>serta</w:t>
+      </w:r>
+      <w:proofErr w:type="spellEnd"/>
+      <w:r>
+        <w:rPr>
+          <w:rFonts w:ascii="Times New Roman" w:hAnsi="Times New Roman"/>
+          <w:sz w:val="24"/>
+          <w:szCs w:val="24"/>
+        </w:rPr>
+        <w:t xml:space="preserve"> </w:t>
+      </w:r>
+      <w:proofErr w:type="spellStart"/>
+      <w:r>
+        <w:rPr>
+          <w:rFonts w:ascii="Times New Roman" w:hAnsi="Times New Roman"/>
+          <w:sz w:val="24"/>
+          <w:szCs w:val="24"/>
+        </w:rPr>
+        <w:t>dapat</w:t>
+      </w:r>
+      <w:proofErr w:type="spellEnd"/>
+      <w:r>
+        <w:rPr>
+          <w:rFonts w:ascii="Times New Roman" w:hAnsi="Times New Roman"/>
+          <w:sz w:val="24"/>
+          <w:szCs w:val="24"/>
+        </w:rPr>
+        <w:t xml:space="preserve"> </w:t>
+      </w:r>
+      <w:proofErr w:type="spellStart"/>
+      <w:r>
+        <w:rPr>
+          <w:rFonts w:ascii="Times New Roman" w:hAnsi="Times New Roman"/>
+          <w:sz w:val="24"/>
+          <w:szCs w:val="24"/>
+        </w:rPr>
         <w:t>menyusun</w:t>
       </w:r>
       <w:proofErr w:type="spellEnd"/>
@@ -970,7 +1583,7 @@
           <w:sz w:val="24"/>
           <w:szCs w:val="24"/>
         </w:rPr>
-        <w:t>bilangan</w:t>
+        <w:t>bangun</w:t>
       </w:r>
       <w:proofErr w:type="spellEnd"/>
       <w:r>
@@ -979,7 +1592,7 @@
           <w:sz w:val="24"/>
           <w:szCs w:val="24"/>
         </w:rPr>
-        <w:t xml:space="preserve">. </w:t>
+        <w:t xml:space="preserve"> </w:t>
       </w:r>
       <w:proofErr w:type="spellStart"/>
       <w:r>
@@ -988,7 +1601,7 @@
           <w:sz w:val="24"/>
           <w:szCs w:val="24"/>
         </w:rPr>
-        <w:t>Mereka</w:t>
+        <w:t>datar</w:t>
       </w:r>
       <w:proofErr w:type="spellEnd"/>
       <w:r>
@@ -997,6 +1610,24 @@
           <w:sz w:val="24"/>
           <w:szCs w:val="24"/>
         </w:rPr>
+        <w:t xml:space="preserve">, </w:t>
+      </w:r>
+      <w:proofErr w:type="spellStart"/>
+      <w:r>
+        <w:rPr>
+          <w:rFonts w:ascii="Times New Roman" w:hAnsi="Times New Roman"/>
+          <w:sz w:val="24"/>
+          <w:szCs w:val="24"/>
+        </w:rPr>
+        <w:t>serta</w:t>
+      </w:r>
+      <w:proofErr w:type="spellEnd"/>
+      <w:r>
+        <w:rPr>
+          <w:rFonts w:ascii="Times New Roman" w:hAnsi="Times New Roman"/>
+          <w:sz w:val="24"/>
+          <w:szCs w:val="24"/>
+        </w:rPr>
         <w:t xml:space="preserve"> </w:t>
       </w:r>
       <w:proofErr w:type="spellStart"/>
@@ -1006,7 +1637,7 @@
           <w:sz w:val="24"/>
           <w:szCs w:val="24"/>
         </w:rPr>
-        <w:t>dapat</w:t>
+        <w:t>menentukan</w:t>
       </w:r>
       <w:proofErr w:type="spellEnd"/>
       <w:r>
@@ -1024,7 +1655,7 @@
           <w:sz w:val="24"/>
           <w:szCs w:val="24"/>
         </w:rPr>
-        <w:t>melakukan</w:t>
+        <w:t>posisi</w:t>
       </w:r>
       <w:proofErr w:type="spellEnd"/>
       <w:r>
@@ -1042,7 +1673,7 @@
           <w:sz w:val="24"/>
           <w:szCs w:val="24"/>
         </w:rPr>
-        <w:t>operasi</w:t>
+        <w:t>benda</w:t>
       </w:r>
       <w:proofErr w:type="spellEnd"/>
       <w:r>
@@ -1060,7 +1691,7 @@
           <w:sz w:val="24"/>
           <w:szCs w:val="24"/>
         </w:rPr>
-        <w:t>penjumlahan</w:t>
+        <w:t>terhadap</w:t>
       </w:r>
       <w:proofErr w:type="spellEnd"/>
       <w:r>
@@ -1069,7 +1700,7 @@
           <w:sz w:val="24"/>
           <w:szCs w:val="24"/>
         </w:rPr>
-        <w:t xml:space="preserve"> dan </w:t>
+        <w:t xml:space="preserve"> </w:t>
       </w:r>
       <w:proofErr w:type="spellStart"/>
       <w:r>
@@ -1078,7 +1709,7 @@
           <w:sz w:val="24"/>
           <w:szCs w:val="24"/>
         </w:rPr>
-        <w:t>pengurangan</w:t>
+        <w:t>benda</w:t>
       </w:r>
       <w:proofErr w:type="spellEnd"/>
       <w:r>
@@ -1087,781 +1718,7 @@
           <w:sz w:val="24"/>
           <w:szCs w:val="24"/>
         </w:rPr>
-        <w:t xml:space="preserve"> pada </w:t>
-      </w:r>
-      <w:proofErr w:type="spellStart"/>
-      <w:r>
-        <w:rPr>
-          <w:rFonts w:ascii="Times New Roman" w:hAnsi="Times New Roman"/>
-          <w:sz w:val="24"/>
-          <w:szCs w:val="24"/>
-        </w:rPr>
-        <w:t>bilangan</w:t>
-      </w:r>
-      <w:proofErr w:type="spellEnd"/>
-      <w:r>
-        <w:rPr>
-          <w:rFonts w:ascii="Times New Roman" w:hAnsi="Times New Roman"/>
-          <w:sz w:val="24"/>
-          <w:szCs w:val="24"/>
-        </w:rPr>
-        <w:t xml:space="preserve"> </w:t>
-      </w:r>
-      <w:proofErr w:type="spellStart"/>
-      <w:r>
-        <w:rPr>
-          <w:rFonts w:ascii="Times New Roman" w:hAnsi="Times New Roman"/>
-          <w:sz w:val="24"/>
-          <w:szCs w:val="24"/>
-        </w:rPr>
-        <w:t>cacah</w:t>
-      </w:r>
-      <w:proofErr w:type="spellEnd"/>
-      <w:r>
-        <w:rPr>
-          <w:rFonts w:ascii="Times New Roman" w:hAnsi="Times New Roman"/>
-          <w:sz w:val="24"/>
-          <w:szCs w:val="24"/>
-        </w:rPr>
-        <w:t xml:space="preserve"> </w:t>
-      </w:r>
-      <w:proofErr w:type="spellStart"/>
-      <w:r>
-        <w:rPr>
-          <w:rFonts w:ascii="Times New Roman" w:hAnsi="Times New Roman"/>
-          <w:sz w:val="24"/>
-          <w:szCs w:val="24"/>
-        </w:rPr>
-        <w:t>sampai</w:t>
-      </w:r>
-      <w:proofErr w:type="spellEnd"/>
-      <w:r>
-        <w:rPr>
-          <w:rFonts w:ascii="Times New Roman" w:hAnsi="Times New Roman"/>
-          <w:sz w:val="24"/>
-          <w:szCs w:val="24"/>
-        </w:rPr>
-        <w:t xml:space="preserve"> 20, dan </w:t>
-      </w:r>
-      <w:proofErr w:type="spellStart"/>
-      <w:r>
-        <w:rPr>
-          <w:rFonts w:ascii="Times New Roman" w:hAnsi="Times New Roman"/>
-          <w:sz w:val="24"/>
-          <w:szCs w:val="24"/>
-        </w:rPr>
-        <w:t>dapat</w:t>
-      </w:r>
-      <w:proofErr w:type="spellEnd"/>
-      <w:r>
-        <w:rPr>
-          <w:rFonts w:ascii="Times New Roman" w:hAnsi="Times New Roman"/>
-          <w:sz w:val="24"/>
-          <w:szCs w:val="24"/>
-        </w:rPr>
-        <w:t xml:space="preserve"> </w:t>
-      </w:r>
-      <w:proofErr w:type="spellStart"/>
-      <w:r>
-        <w:rPr>
-          <w:rFonts w:ascii="Times New Roman" w:hAnsi="Times New Roman"/>
-          <w:sz w:val="24"/>
-          <w:szCs w:val="24"/>
-        </w:rPr>
-        <w:t>memahami</w:t>
-      </w:r>
-      <w:proofErr w:type="spellEnd"/>
-      <w:r>
-        <w:rPr>
-          <w:rFonts w:ascii="Times New Roman" w:hAnsi="Times New Roman"/>
-          <w:sz w:val="24"/>
-          <w:szCs w:val="24"/>
-        </w:rPr>
-        <w:t xml:space="preserve"> </w:t>
-      </w:r>
-      <w:proofErr w:type="spellStart"/>
-      <w:r>
-        <w:rPr>
-          <w:rFonts w:ascii="Times New Roman" w:hAnsi="Times New Roman"/>
-          <w:sz w:val="24"/>
-          <w:szCs w:val="24"/>
-        </w:rPr>
-        <w:t>pecahan</w:t>
-      </w:r>
-      <w:proofErr w:type="spellEnd"/>
-      <w:r>
-        <w:rPr>
-          <w:rFonts w:ascii="Times New Roman" w:hAnsi="Times New Roman"/>
-          <w:sz w:val="24"/>
-          <w:szCs w:val="24"/>
-        </w:rPr>
-        <w:t xml:space="preserve"> </w:t>
-      </w:r>
-      <w:proofErr w:type="spellStart"/>
-      <w:r>
-        <w:rPr>
-          <w:rFonts w:ascii="Times New Roman" w:hAnsi="Times New Roman"/>
-          <w:sz w:val="24"/>
-          <w:szCs w:val="24"/>
-        </w:rPr>
-        <w:t>setengah</w:t>
-      </w:r>
-      <w:proofErr w:type="spellEnd"/>
-      <w:r>
-        <w:rPr>
-          <w:rFonts w:ascii="Times New Roman" w:hAnsi="Times New Roman"/>
-          <w:sz w:val="24"/>
-          <w:szCs w:val="24"/>
-        </w:rPr>
-        <w:t xml:space="preserve"> dan </w:t>
-      </w:r>
-      <w:proofErr w:type="spellStart"/>
-      <w:r>
-        <w:rPr>
-          <w:rFonts w:ascii="Times New Roman" w:hAnsi="Times New Roman"/>
-          <w:sz w:val="24"/>
-          <w:szCs w:val="24"/>
-        </w:rPr>
-        <w:t>seperempat</w:t>
-      </w:r>
-      <w:proofErr w:type="spellEnd"/>
-      <w:r>
-        <w:rPr>
-          <w:rFonts w:ascii="Times New Roman" w:hAnsi="Times New Roman"/>
-          <w:sz w:val="24"/>
-          <w:szCs w:val="24"/>
-        </w:rPr>
-        <w:t xml:space="preserve">. </w:t>
-      </w:r>
-      <w:proofErr w:type="spellStart"/>
-      <w:r>
-        <w:rPr>
-          <w:rFonts w:ascii="Times New Roman" w:hAnsi="Times New Roman"/>
-          <w:sz w:val="24"/>
-          <w:szCs w:val="24"/>
-        </w:rPr>
-        <w:t>Mereka</w:t>
-      </w:r>
-      <w:proofErr w:type="spellEnd"/>
-      <w:r>
-        <w:rPr>
-          <w:rFonts w:ascii="Times New Roman" w:hAnsi="Times New Roman"/>
-          <w:sz w:val="24"/>
-          <w:szCs w:val="24"/>
-        </w:rPr>
-        <w:t xml:space="preserve"> </w:t>
-      </w:r>
-      <w:proofErr w:type="spellStart"/>
-      <w:r>
-        <w:rPr>
-          <w:rFonts w:ascii="Times New Roman" w:hAnsi="Times New Roman"/>
-          <w:sz w:val="24"/>
-          <w:szCs w:val="24"/>
-        </w:rPr>
-        <w:t>dapat</w:t>
-      </w:r>
-      <w:proofErr w:type="spellEnd"/>
-      <w:r>
-        <w:rPr>
-          <w:rFonts w:ascii="Times New Roman" w:hAnsi="Times New Roman"/>
-          <w:sz w:val="24"/>
-          <w:szCs w:val="24"/>
-        </w:rPr>
-        <w:t xml:space="preserve"> </w:t>
-      </w:r>
-      <w:proofErr w:type="spellStart"/>
-      <w:r>
-        <w:rPr>
-          <w:rFonts w:ascii="Times New Roman" w:hAnsi="Times New Roman"/>
-          <w:sz w:val="24"/>
-          <w:szCs w:val="24"/>
-        </w:rPr>
-        <w:t>mengenali</w:t>
-      </w:r>
-      <w:proofErr w:type="spellEnd"/>
-      <w:r>
-        <w:rPr>
-          <w:rFonts w:ascii="Times New Roman" w:hAnsi="Times New Roman"/>
-          <w:sz w:val="24"/>
-          <w:szCs w:val="24"/>
-        </w:rPr>
-        <w:t xml:space="preserve">, </w:t>
-      </w:r>
-      <w:proofErr w:type="spellStart"/>
-      <w:r>
-        <w:rPr>
-          <w:rFonts w:ascii="Times New Roman" w:hAnsi="Times New Roman"/>
-          <w:sz w:val="24"/>
-          <w:szCs w:val="24"/>
-        </w:rPr>
-        <w:t>meniru</w:t>
-      </w:r>
-      <w:proofErr w:type="spellEnd"/>
-      <w:r>
-        <w:rPr>
-          <w:rFonts w:ascii="Times New Roman" w:hAnsi="Times New Roman"/>
-          <w:sz w:val="24"/>
-          <w:szCs w:val="24"/>
-        </w:rPr>
-        <w:t xml:space="preserve">, dan </w:t>
-      </w:r>
-      <w:proofErr w:type="spellStart"/>
-      <w:r>
-        <w:rPr>
-          <w:rFonts w:ascii="Times New Roman" w:hAnsi="Times New Roman"/>
-          <w:sz w:val="24"/>
-          <w:szCs w:val="24"/>
-        </w:rPr>
-        <w:t>melanjutkan</w:t>
-      </w:r>
-      <w:proofErr w:type="spellEnd"/>
-      <w:r>
-        <w:rPr>
-          <w:rFonts w:ascii="Times New Roman" w:hAnsi="Times New Roman"/>
-          <w:sz w:val="24"/>
-          <w:szCs w:val="24"/>
-        </w:rPr>
-        <w:t xml:space="preserve"> </w:t>
-      </w:r>
-      <w:proofErr w:type="spellStart"/>
-      <w:r>
-        <w:rPr>
-          <w:rFonts w:ascii="Times New Roman" w:hAnsi="Times New Roman"/>
-          <w:sz w:val="24"/>
-          <w:szCs w:val="24"/>
-        </w:rPr>
-        <w:t>pola</w:t>
-      </w:r>
-      <w:proofErr w:type="spellEnd"/>
-      <w:r>
-        <w:rPr>
-          <w:rFonts w:ascii="Times New Roman" w:hAnsi="Times New Roman"/>
-          <w:sz w:val="24"/>
-          <w:szCs w:val="24"/>
-        </w:rPr>
-        <w:t xml:space="preserve">. </w:t>
-      </w:r>
-      <w:proofErr w:type="spellStart"/>
-      <w:r>
-        <w:rPr>
-          <w:rFonts w:ascii="Times New Roman" w:hAnsi="Times New Roman"/>
-          <w:sz w:val="24"/>
-          <w:szCs w:val="24"/>
-        </w:rPr>
-        <w:t>Mereka</w:t>
-      </w:r>
-      <w:proofErr w:type="spellEnd"/>
-      <w:r>
-        <w:rPr>
-          <w:rFonts w:ascii="Times New Roman" w:hAnsi="Times New Roman"/>
-          <w:sz w:val="24"/>
-          <w:szCs w:val="24"/>
-        </w:rPr>
-        <w:t xml:space="preserve"> </w:t>
-      </w:r>
-      <w:proofErr w:type="spellStart"/>
-      <w:r>
-        <w:rPr>
-          <w:rFonts w:ascii="Times New Roman" w:hAnsi="Times New Roman"/>
-          <w:sz w:val="24"/>
-          <w:szCs w:val="24"/>
-        </w:rPr>
-        <w:t>dapat</w:t>
-      </w:r>
-      <w:proofErr w:type="spellEnd"/>
-      <w:r>
-        <w:rPr>
-          <w:rFonts w:ascii="Times New Roman" w:hAnsi="Times New Roman"/>
-          <w:sz w:val="24"/>
-          <w:szCs w:val="24"/>
-        </w:rPr>
-        <w:t xml:space="preserve"> </w:t>
-      </w:r>
-      <w:proofErr w:type="spellStart"/>
-      <w:r>
-        <w:rPr>
-          <w:rFonts w:ascii="Times New Roman" w:hAnsi="Times New Roman"/>
-          <w:sz w:val="24"/>
-          <w:szCs w:val="24"/>
-        </w:rPr>
-        <w:t>membandingkan</w:t>
-      </w:r>
-      <w:proofErr w:type="spellEnd"/>
-      <w:r>
-        <w:rPr>
-          <w:rFonts w:ascii="Times New Roman" w:hAnsi="Times New Roman"/>
-          <w:sz w:val="24"/>
-          <w:szCs w:val="24"/>
-        </w:rPr>
-        <w:t xml:space="preserve"> dan </w:t>
-      </w:r>
-      <w:proofErr w:type="spellStart"/>
-      <w:r>
-        <w:rPr>
-          <w:rFonts w:ascii="Times New Roman" w:hAnsi="Times New Roman"/>
-          <w:sz w:val="24"/>
-          <w:szCs w:val="24"/>
-        </w:rPr>
-        <w:t>mengestimasi</w:t>
-      </w:r>
-      <w:proofErr w:type="spellEnd"/>
-      <w:r>
-        <w:rPr>
-          <w:rFonts w:ascii="Times New Roman" w:hAnsi="Times New Roman"/>
-          <w:sz w:val="24"/>
-          <w:szCs w:val="24"/>
-        </w:rPr>
-        <w:t xml:space="preserve"> </w:t>
-      </w:r>
-      <w:proofErr w:type="spellStart"/>
-      <w:r>
-        <w:rPr>
-          <w:rFonts w:ascii="Times New Roman" w:hAnsi="Times New Roman"/>
-          <w:sz w:val="24"/>
-          <w:szCs w:val="24"/>
-        </w:rPr>
-        <w:t>panjang</w:t>
-      </w:r>
-      <w:proofErr w:type="spellEnd"/>
-      <w:r>
-        <w:rPr>
-          <w:rFonts w:ascii="Times New Roman" w:hAnsi="Times New Roman"/>
-          <w:sz w:val="24"/>
-          <w:szCs w:val="24"/>
-        </w:rPr>
-        <w:t xml:space="preserve">, </w:t>
-      </w:r>
-      <w:proofErr w:type="spellStart"/>
-      <w:r>
-        <w:rPr>
-          <w:rFonts w:ascii="Times New Roman" w:hAnsi="Times New Roman"/>
-          <w:sz w:val="24"/>
-          <w:szCs w:val="24"/>
-        </w:rPr>
-        <w:t>berat</w:t>
-      </w:r>
-      <w:proofErr w:type="spellEnd"/>
-      <w:r>
-        <w:rPr>
-          <w:rFonts w:ascii="Times New Roman" w:hAnsi="Times New Roman"/>
-          <w:sz w:val="24"/>
-          <w:szCs w:val="24"/>
-        </w:rPr>
-        <w:t xml:space="preserve">, dan </w:t>
-      </w:r>
-      <w:proofErr w:type="spellStart"/>
-      <w:r>
-        <w:rPr>
-          <w:rFonts w:ascii="Times New Roman" w:hAnsi="Times New Roman"/>
-          <w:sz w:val="24"/>
-          <w:szCs w:val="24"/>
-        </w:rPr>
-        <w:t>durasi</w:t>
-      </w:r>
-      <w:proofErr w:type="spellEnd"/>
-      <w:r>
-        <w:rPr>
-          <w:rFonts w:ascii="Times New Roman" w:hAnsi="Times New Roman"/>
-          <w:sz w:val="24"/>
-          <w:szCs w:val="24"/>
-        </w:rPr>
-        <w:t xml:space="preserve"> </w:t>
-      </w:r>
-      <w:proofErr w:type="spellStart"/>
-      <w:r>
-        <w:rPr>
-          <w:rFonts w:ascii="Times New Roman" w:hAnsi="Times New Roman"/>
-          <w:sz w:val="24"/>
-          <w:szCs w:val="24"/>
-        </w:rPr>
-        <w:t>waktu</w:t>
-      </w:r>
-      <w:proofErr w:type="spellEnd"/>
-      <w:r>
-        <w:rPr>
-          <w:rFonts w:ascii="Times New Roman" w:hAnsi="Times New Roman"/>
-          <w:sz w:val="24"/>
-          <w:szCs w:val="24"/>
-        </w:rPr>
-        <w:t xml:space="preserve">. </w:t>
-      </w:r>
-      <w:proofErr w:type="spellStart"/>
-      <w:r>
-        <w:rPr>
-          <w:rFonts w:ascii="Times New Roman" w:hAnsi="Times New Roman"/>
-          <w:sz w:val="24"/>
-          <w:szCs w:val="24"/>
-        </w:rPr>
-        <w:t>Mereka</w:t>
-      </w:r>
-      <w:proofErr w:type="spellEnd"/>
-      <w:r>
-        <w:rPr>
-          <w:rFonts w:ascii="Times New Roman" w:hAnsi="Times New Roman"/>
-          <w:sz w:val="24"/>
-          <w:szCs w:val="24"/>
-        </w:rPr>
-        <w:t xml:space="preserve"> </w:t>
-      </w:r>
-      <w:proofErr w:type="spellStart"/>
-      <w:r>
-        <w:rPr>
-          <w:rFonts w:ascii="Times New Roman" w:hAnsi="Times New Roman"/>
-          <w:sz w:val="24"/>
-          <w:szCs w:val="24"/>
-        </w:rPr>
-        <w:t>dapat</w:t>
-      </w:r>
-      <w:proofErr w:type="spellEnd"/>
-      <w:r>
-        <w:rPr>
-          <w:rFonts w:ascii="Times New Roman" w:hAnsi="Times New Roman"/>
-          <w:sz w:val="24"/>
-          <w:szCs w:val="24"/>
-        </w:rPr>
-        <w:t xml:space="preserve"> </w:t>
-      </w:r>
-      <w:proofErr w:type="spellStart"/>
-      <w:r>
-        <w:rPr>
-          <w:rFonts w:ascii="Times New Roman" w:hAnsi="Times New Roman"/>
-          <w:sz w:val="24"/>
-          <w:szCs w:val="24"/>
-        </w:rPr>
-        <w:t>mengenal</w:t>
-      </w:r>
-      <w:proofErr w:type="spellEnd"/>
-      <w:r>
-        <w:rPr>
-          <w:rFonts w:ascii="Times New Roman" w:hAnsi="Times New Roman"/>
-          <w:sz w:val="24"/>
-          <w:szCs w:val="24"/>
-        </w:rPr>
-        <w:t xml:space="preserve"> </w:t>
-      </w:r>
-      <w:proofErr w:type="spellStart"/>
-      <w:r>
-        <w:rPr>
-          <w:rFonts w:ascii="Times New Roman" w:hAnsi="Times New Roman"/>
-          <w:sz w:val="24"/>
-          <w:szCs w:val="24"/>
-        </w:rPr>
-        <w:t>berbagai</w:t>
-      </w:r>
-      <w:proofErr w:type="spellEnd"/>
-      <w:r>
-        <w:rPr>
-          <w:rFonts w:ascii="Times New Roman" w:hAnsi="Times New Roman"/>
-          <w:sz w:val="24"/>
-          <w:szCs w:val="24"/>
-        </w:rPr>
-        <w:t xml:space="preserve"> </w:t>
-      </w:r>
-      <w:proofErr w:type="spellStart"/>
-      <w:r>
-        <w:rPr>
-          <w:rFonts w:ascii="Times New Roman" w:hAnsi="Times New Roman"/>
-          <w:sz w:val="24"/>
-          <w:szCs w:val="24"/>
-        </w:rPr>
-        <w:t>bangun</w:t>
-      </w:r>
-      <w:proofErr w:type="spellEnd"/>
-      <w:r>
-        <w:rPr>
-          <w:rFonts w:ascii="Times New Roman" w:hAnsi="Times New Roman"/>
-          <w:sz w:val="24"/>
-          <w:szCs w:val="24"/>
-        </w:rPr>
-        <w:t xml:space="preserve"> </w:t>
-      </w:r>
-      <w:proofErr w:type="spellStart"/>
-      <w:r>
-        <w:rPr>
-          <w:rFonts w:ascii="Times New Roman" w:hAnsi="Times New Roman"/>
-          <w:sz w:val="24"/>
-          <w:szCs w:val="24"/>
-        </w:rPr>
-        <w:t>datar</w:t>
-      </w:r>
-      <w:proofErr w:type="spellEnd"/>
-      <w:r>
-        <w:rPr>
-          <w:rFonts w:ascii="Times New Roman" w:hAnsi="Times New Roman"/>
-          <w:sz w:val="24"/>
-          <w:szCs w:val="24"/>
-        </w:rPr>
-        <w:t xml:space="preserve"> dan </w:t>
-      </w:r>
-      <w:proofErr w:type="spellStart"/>
-      <w:r>
-        <w:rPr>
-          <w:rFonts w:ascii="Times New Roman" w:hAnsi="Times New Roman"/>
-          <w:sz w:val="24"/>
-          <w:szCs w:val="24"/>
-        </w:rPr>
-        <w:t>bangun</w:t>
-      </w:r>
-      <w:proofErr w:type="spellEnd"/>
-      <w:r>
-        <w:rPr>
-          <w:rFonts w:ascii="Times New Roman" w:hAnsi="Times New Roman"/>
-          <w:sz w:val="24"/>
-          <w:szCs w:val="24"/>
-        </w:rPr>
-        <w:t xml:space="preserve"> </w:t>
-      </w:r>
-      <w:proofErr w:type="spellStart"/>
-      <w:r>
-        <w:rPr>
-          <w:rFonts w:ascii="Times New Roman" w:hAnsi="Times New Roman"/>
-          <w:sz w:val="24"/>
-          <w:szCs w:val="24"/>
-        </w:rPr>
-        <w:t>ruang</w:t>
-      </w:r>
-      <w:proofErr w:type="spellEnd"/>
-      <w:r>
-        <w:rPr>
-          <w:rFonts w:ascii="Times New Roman" w:hAnsi="Times New Roman"/>
-          <w:sz w:val="24"/>
-          <w:szCs w:val="24"/>
-        </w:rPr>
-        <w:t xml:space="preserve">, </w:t>
-      </w:r>
-      <w:proofErr w:type="spellStart"/>
-      <w:r>
-        <w:rPr>
-          <w:rFonts w:ascii="Times New Roman" w:hAnsi="Times New Roman"/>
-          <w:sz w:val="24"/>
-          <w:szCs w:val="24"/>
-        </w:rPr>
-        <w:t>serta</w:t>
-      </w:r>
-      <w:proofErr w:type="spellEnd"/>
-      <w:r>
-        <w:rPr>
-          <w:rFonts w:ascii="Times New Roman" w:hAnsi="Times New Roman"/>
-          <w:sz w:val="24"/>
-          <w:szCs w:val="24"/>
-        </w:rPr>
-        <w:t xml:space="preserve"> </w:t>
-      </w:r>
-      <w:proofErr w:type="spellStart"/>
-      <w:r>
-        <w:rPr>
-          <w:rFonts w:ascii="Times New Roman" w:hAnsi="Times New Roman"/>
-          <w:sz w:val="24"/>
-          <w:szCs w:val="24"/>
-        </w:rPr>
-        <w:t>dapat</w:t>
-      </w:r>
-      <w:proofErr w:type="spellEnd"/>
-      <w:r>
-        <w:rPr>
-          <w:rFonts w:ascii="Times New Roman" w:hAnsi="Times New Roman"/>
-          <w:sz w:val="24"/>
-          <w:szCs w:val="24"/>
-        </w:rPr>
-        <w:t xml:space="preserve"> </w:t>
-      </w:r>
-      <w:proofErr w:type="spellStart"/>
-      <w:r>
-        <w:rPr>
-          <w:rFonts w:ascii="Times New Roman" w:hAnsi="Times New Roman"/>
-          <w:sz w:val="24"/>
-          <w:szCs w:val="24"/>
-        </w:rPr>
-        <w:t>menyusun</w:t>
-      </w:r>
-      <w:proofErr w:type="spellEnd"/>
-      <w:r>
-        <w:rPr>
-          <w:rFonts w:ascii="Times New Roman" w:hAnsi="Times New Roman"/>
-          <w:sz w:val="24"/>
-          <w:szCs w:val="24"/>
-        </w:rPr>
-        <w:t xml:space="preserve"> dan </w:t>
-      </w:r>
-      <w:proofErr w:type="spellStart"/>
-      <w:r>
-        <w:rPr>
-          <w:rFonts w:ascii="Times New Roman" w:hAnsi="Times New Roman"/>
-          <w:sz w:val="24"/>
-          <w:szCs w:val="24"/>
-        </w:rPr>
-        <w:t>mengurai</w:t>
-      </w:r>
-      <w:proofErr w:type="spellEnd"/>
-      <w:r>
-        <w:rPr>
-          <w:rFonts w:ascii="Times New Roman" w:hAnsi="Times New Roman"/>
-          <w:sz w:val="24"/>
-          <w:szCs w:val="24"/>
-        </w:rPr>
-        <w:t xml:space="preserve"> </w:t>
-      </w:r>
-      <w:proofErr w:type="spellStart"/>
-      <w:r>
-        <w:rPr>
-          <w:rFonts w:ascii="Times New Roman" w:hAnsi="Times New Roman"/>
-          <w:sz w:val="24"/>
-          <w:szCs w:val="24"/>
-        </w:rPr>
-        <w:t>bangun</w:t>
-      </w:r>
-      <w:proofErr w:type="spellEnd"/>
-      <w:r>
-        <w:rPr>
-          <w:rFonts w:ascii="Times New Roman" w:hAnsi="Times New Roman"/>
-          <w:sz w:val="24"/>
-          <w:szCs w:val="24"/>
-        </w:rPr>
-        <w:t xml:space="preserve"> </w:t>
-      </w:r>
-      <w:proofErr w:type="spellStart"/>
-      <w:r>
-        <w:rPr>
-          <w:rFonts w:ascii="Times New Roman" w:hAnsi="Times New Roman"/>
-          <w:sz w:val="24"/>
-          <w:szCs w:val="24"/>
-        </w:rPr>
-        <w:t>datar</w:t>
-      </w:r>
-      <w:proofErr w:type="spellEnd"/>
-      <w:r>
-        <w:rPr>
-          <w:rFonts w:ascii="Times New Roman" w:hAnsi="Times New Roman"/>
-          <w:sz w:val="24"/>
-          <w:szCs w:val="24"/>
-        </w:rPr>
-        <w:t xml:space="preserve">, </w:t>
-      </w:r>
-      <w:proofErr w:type="spellStart"/>
-      <w:r>
-        <w:rPr>
-          <w:rFonts w:ascii="Times New Roman" w:hAnsi="Times New Roman"/>
-          <w:sz w:val="24"/>
-          <w:szCs w:val="24"/>
-        </w:rPr>
-        <w:t>serta</w:t>
-      </w:r>
-      <w:proofErr w:type="spellEnd"/>
-      <w:r>
-        <w:rPr>
-          <w:rFonts w:ascii="Times New Roman" w:hAnsi="Times New Roman"/>
-          <w:sz w:val="24"/>
-          <w:szCs w:val="24"/>
-        </w:rPr>
-        <w:t xml:space="preserve"> </w:t>
-      </w:r>
-      <w:proofErr w:type="spellStart"/>
-      <w:r>
-        <w:rPr>
-          <w:rFonts w:ascii="Times New Roman" w:hAnsi="Times New Roman"/>
-          <w:sz w:val="24"/>
-          <w:szCs w:val="24"/>
-        </w:rPr>
-        <w:t>menentukan</w:t>
-      </w:r>
-      <w:proofErr w:type="spellEnd"/>
-      <w:r>
-        <w:rPr>
-          <w:rFonts w:ascii="Times New Roman" w:hAnsi="Times New Roman"/>
-          <w:sz w:val="24"/>
-          <w:szCs w:val="24"/>
-        </w:rPr>
-        <w:t xml:space="preserve"> </w:t>
-      </w:r>
-      <w:proofErr w:type="spellStart"/>
-      <w:r>
-        <w:rPr>
-          <w:rFonts w:ascii="Times New Roman" w:hAnsi="Times New Roman"/>
-          <w:sz w:val="24"/>
-          <w:szCs w:val="24"/>
-        </w:rPr>
-        <w:t>posisi</w:t>
-      </w:r>
-      <w:proofErr w:type="spellEnd"/>
-      <w:r>
-        <w:rPr>
-          <w:rFonts w:ascii="Times New Roman" w:hAnsi="Times New Roman"/>
-          <w:sz w:val="24"/>
-          <w:szCs w:val="24"/>
-        </w:rPr>
-        <w:t xml:space="preserve"> </w:t>
-      </w:r>
-      <w:proofErr w:type="spellStart"/>
-      <w:r>
-        <w:rPr>
-          <w:rFonts w:ascii="Times New Roman" w:hAnsi="Times New Roman"/>
-          <w:sz w:val="24"/>
-          <w:szCs w:val="24"/>
-        </w:rPr>
-        <w:t>benda</w:t>
-      </w:r>
-      <w:proofErr w:type="spellEnd"/>
-      <w:r>
-        <w:rPr>
-          <w:rFonts w:ascii="Times New Roman" w:hAnsi="Times New Roman"/>
-          <w:sz w:val="24"/>
-          <w:szCs w:val="24"/>
-        </w:rPr>
-        <w:t xml:space="preserve"> </w:t>
-      </w:r>
-      <w:proofErr w:type="spellStart"/>
-      <w:r>
-        <w:rPr>
-          <w:rFonts w:ascii="Times New Roman" w:hAnsi="Times New Roman"/>
-          <w:sz w:val="24"/>
-          <w:szCs w:val="24"/>
-        </w:rPr>
-        <w:t>terhadap</w:t>
-      </w:r>
-      <w:proofErr w:type="spellEnd"/>
-      <w:r>
-        <w:rPr>
-          <w:rFonts w:ascii="Times New Roman" w:hAnsi="Times New Roman"/>
-          <w:sz w:val="24"/>
-          <w:szCs w:val="24"/>
-        </w:rPr>
-        <w:t xml:space="preserve"> </w:t>
-      </w:r>
-      <w:proofErr w:type="spellStart"/>
-      <w:r>
-        <w:rPr>
-          <w:rFonts w:ascii="Times New Roman" w:hAnsi="Times New Roman"/>
-          <w:sz w:val="24"/>
-          <w:szCs w:val="24"/>
-        </w:rPr>
-        <w:t>benda</w:t>
-      </w:r>
-      <w:proofErr w:type="spellEnd"/>
-      <w:r>
-        <w:rPr>
-          <w:rFonts w:ascii="Times New Roman" w:hAnsi="Times New Roman"/>
-          <w:sz w:val="24"/>
-          <w:szCs w:val="24"/>
-        </w:rPr>
-        <w:t xml:space="preserve"> lain. </w:t>
-      </w:r>
-      <w:proofErr w:type="spellStart"/>
-      <w:r>
-        <w:rPr>
-          <w:rFonts w:ascii="Times New Roman" w:hAnsi="Times New Roman"/>
-          <w:sz w:val="24"/>
-          <w:szCs w:val="24"/>
-        </w:rPr>
-        <w:t>Mereka</w:t>
-      </w:r>
-      <w:proofErr w:type="spellEnd"/>
-      <w:r>
-        <w:rPr>
-          <w:rFonts w:ascii="Times New Roman" w:hAnsi="Times New Roman"/>
-          <w:sz w:val="24"/>
-          <w:szCs w:val="24"/>
-        </w:rPr>
-        <w:t xml:space="preserve"> </w:t>
+        <w:t xml:space="preserve"> lain. Mereka </w:t>
       </w:r>
       <w:proofErr w:type="spellStart"/>
       <w:r>
@@ -2070,7 +1927,7 @@
           </w:tcPr>
           <w:p>
             <w:pPr>
-              <w:pStyle w:val="DaftarParagraf"/>
+              <w:pStyle w:val="ListParagraph"/>
               <w:spacing w:before="60" w:after="60" w:line="240" w:lineRule="auto"/>
               <w:ind w:left="0"/>
               <w:contextualSpacing w:val="0"/>
@@ -2103,7 +1960,7 @@
           </w:tcPr>
           <w:p>
             <w:pPr>
-              <w:pStyle w:val="DaftarParagraf"/>
+              <w:pStyle w:val="ListParagraph"/>
               <w:spacing w:before="60" w:after="60" w:line="240" w:lineRule="auto"/>
               <w:ind w:left="0"/>
               <w:contextualSpacing w:val="0"/>
@@ -2183,7 +2040,7 @@
           </w:tcPr>
           <w:p>
             <w:pPr>
-              <w:pStyle w:val="DaftarParagraf"/>
+              <w:pStyle w:val="ListParagraph"/>
               <w:spacing w:before="60" w:after="60" w:line="240" w:lineRule="auto"/>
               <w:ind w:left="0"/>
               <w:contextualSpacing w:val="0"/>
@@ -2218,7 +2075,7 @@
           </w:tcPr>
           <w:p>
             <w:pPr>
-              <w:pStyle w:val="DaftarParagraf"/>
+              <w:pStyle w:val="ListParagraph"/>
               <w:spacing w:before="60" w:after="60" w:line="240" w:lineRule="auto"/>
               <w:ind w:left="0"/>
               <w:contextualSpacing w:val="0"/>
@@ -2257,7 +2114,7 @@
           </w:tcPr>
           <w:p>
             <w:pPr>
-              <w:pStyle w:val="DaftarParagraf"/>
+              <w:pStyle w:val="ListParagraph"/>
               <w:spacing w:before="60" w:after="60" w:line="240" w:lineRule="auto"/>
               <w:ind w:left="0"/>
               <w:contextualSpacing w:val="0"/>
@@ -2286,7 +2143,6 @@
         <w:tc>
           <w:tcPr>
             <w:tcW w:w="312" w:type="pct"/>
-            <w:shd w:val="clear" w:color="auto" w:fill="auto"/>
           </w:tcPr>
           <w:p>
             <w:pPr>
@@ -2312,7 +2168,6 @@
         <w:tc>
           <w:tcPr>
             <w:tcW w:w="2501" w:type="pct"/>
-            <w:shd w:val="clear" w:color="auto" w:fill="auto"/>
           </w:tcPr>
           <w:p>
             <w:pPr>
@@ -2378,7 +2233,7 @@
           </w:p>
           <w:p>
             <w:pPr>
-              <w:pStyle w:val="DaftarParagraf"/>
+              <w:pStyle w:val="ListParagraph"/>
               <w:numPr>
                 <w:ilvl w:val="0"/>
                 <w:numId w:val="30"/>
@@ -2476,7 +2331,7 @@
           </w:p>
           <w:p>
             <w:pPr>
-              <w:pStyle w:val="DaftarParagraf"/>
+              <w:pStyle w:val="ListParagraph"/>
               <w:numPr>
                 <w:ilvl w:val="0"/>
                 <w:numId w:val="30"/>
@@ -2574,7 +2429,7 @@
           </w:p>
           <w:p>
             <w:pPr>
-              <w:pStyle w:val="DaftarParagraf"/>
+              <w:pStyle w:val="ListParagraph"/>
               <w:numPr>
                 <w:ilvl w:val="0"/>
                 <w:numId w:val="30"/>
@@ -2672,7 +2527,7 @@
           </w:p>
           <w:p>
             <w:pPr>
-              <w:pStyle w:val="DaftarParagraf"/>
+              <w:pStyle w:val="ListParagraph"/>
               <w:numPr>
                 <w:ilvl w:val="0"/>
                 <w:numId w:val="30"/>
@@ -2770,7 +2625,7 @@
           </w:p>
           <w:p>
             <w:pPr>
-              <w:pStyle w:val="DaftarParagraf"/>
+              <w:pStyle w:val="ListParagraph"/>
               <w:numPr>
                 <w:ilvl w:val="0"/>
                 <w:numId w:val="30"/>
@@ -2916,7 +2771,7 @@
           </w:p>
           <w:p>
             <w:pPr>
-              <w:pStyle w:val="DaftarParagraf"/>
+              <w:pStyle w:val="ListParagraph"/>
               <w:numPr>
                 <w:ilvl w:val="0"/>
                 <w:numId w:val="30"/>
@@ -3021,7 +2876,7 @@
           </w:p>
           <w:p>
             <w:pPr>
-              <w:pStyle w:val="DaftarParagraf"/>
+              <w:pStyle w:val="ListParagraph"/>
               <w:numPr>
                 <w:ilvl w:val="0"/>
                 <w:numId w:val="30"/>
@@ -3119,7 +2974,7 @@
           </w:p>
           <w:p>
             <w:pPr>
-              <w:pStyle w:val="DaftarParagraf"/>
+              <w:pStyle w:val="ListParagraph"/>
               <w:numPr>
                 <w:ilvl w:val="0"/>
                 <w:numId w:val="30"/>
@@ -3209,7 +3064,7 @@
           </w:p>
           <w:p>
             <w:pPr>
-              <w:pStyle w:val="DaftarParagraf"/>
+              <w:pStyle w:val="ListParagraph"/>
               <w:numPr>
                 <w:ilvl w:val="0"/>
                 <w:numId w:val="30"/>
@@ -3309,11 +3164,10 @@
         <w:tc>
           <w:tcPr>
             <w:tcW w:w="1562" w:type="pct"/>
-            <w:shd w:val="clear" w:color="auto" w:fill="auto"/>
           </w:tcPr>
           <w:p>
             <w:pPr>
-              <w:pStyle w:val="DaftarParagraf"/>
+              <w:pStyle w:val="ListParagraph"/>
               <w:autoSpaceDE w:val="0"/>
               <w:autoSpaceDN w:val="0"/>
               <w:adjustRightInd w:val="0"/>
@@ -3382,7 +3236,7 @@
           </w:p>
           <w:p>
             <w:pPr>
-              <w:pStyle w:val="DaftarParagraf"/>
+              <w:pStyle w:val="ListParagraph"/>
               <w:numPr>
                 <w:ilvl w:val="0"/>
                 <w:numId w:val="31"/>
@@ -3443,28 +3297,12 @@
                 <w:rFonts w:ascii="Times New Roman" w:hAnsi="Times New Roman"/>
                 <w:sz w:val="24"/>
               </w:rPr>
-              <w:t xml:space="preserve"> </w:t>
-            </w:r>
-            <w:proofErr w:type="spellStart"/>
-            <w:r>
-              <w:rPr>
-                <w:rFonts w:ascii="Times New Roman" w:hAnsi="Times New Roman"/>
-                <w:sz w:val="24"/>
-              </w:rPr>
-              <w:t>Bilangan</w:t>
-            </w:r>
-            <w:proofErr w:type="spellEnd"/>
-            <w:r>
-              <w:rPr>
-                <w:rFonts w:ascii="Times New Roman" w:hAnsi="Times New Roman"/>
-                <w:sz w:val="24"/>
-              </w:rPr>
-              <w:t xml:space="preserve"> </w:t>
+              <w:t xml:space="preserve"> Bilangan </w:t>
             </w:r>
           </w:p>
           <w:p>
             <w:pPr>
-              <w:pStyle w:val="DaftarParagraf"/>
+              <w:pStyle w:val="ListParagraph"/>
               <w:numPr>
                 <w:ilvl w:val="0"/>
                 <w:numId w:val="31"/>
@@ -3498,7 +3336,7 @@
           </w:p>
           <w:p>
             <w:pPr>
-              <w:pStyle w:val="DaftarParagraf"/>
+              <w:pStyle w:val="ListParagraph"/>
               <w:numPr>
                 <w:ilvl w:val="0"/>
                 <w:numId w:val="31"/>
@@ -3527,23 +3365,7 @@
                 <w:rFonts w:ascii="Times New Roman" w:hAnsi="Times New Roman"/>
                 <w:sz w:val="24"/>
               </w:rPr>
-              <w:t xml:space="preserve"> </w:t>
-            </w:r>
-            <w:proofErr w:type="spellStart"/>
-            <w:r>
-              <w:rPr>
-                <w:rFonts w:ascii="Times New Roman" w:hAnsi="Times New Roman"/>
-                <w:sz w:val="24"/>
-              </w:rPr>
-              <w:t>Maju</w:t>
-            </w:r>
-            <w:proofErr w:type="spellEnd"/>
-            <w:r>
-              <w:rPr>
-                <w:rFonts w:ascii="Times New Roman" w:hAnsi="Times New Roman"/>
-                <w:sz w:val="24"/>
-              </w:rPr>
-              <w:t xml:space="preserve"> dan </w:t>
+              <w:t xml:space="preserve"> Maju dan </w:t>
             </w:r>
             <w:proofErr w:type="spellStart"/>
             <w:r>
@@ -3564,7 +3386,7 @@
           </w:p>
           <w:p>
             <w:pPr>
-              <w:pStyle w:val="DaftarParagraf"/>
+              <w:pStyle w:val="ListParagraph"/>
               <w:numPr>
                 <w:ilvl w:val="0"/>
                 <w:numId w:val="31"/>
@@ -3609,7 +3431,6 @@
         <w:tc>
           <w:tcPr>
             <w:tcW w:w="625" w:type="pct"/>
-            <w:shd w:val="clear" w:color="auto" w:fill="auto"/>
           </w:tcPr>
           <w:p>
             <w:pPr>
@@ -3649,7 +3470,6 @@
         <w:tc>
           <w:tcPr>
             <w:tcW w:w="312" w:type="pct"/>
-            <w:shd w:val="clear" w:color="auto" w:fill="auto"/>
           </w:tcPr>
           <w:p>
             <w:pPr>
@@ -3675,7 +3495,6 @@
         <w:tc>
           <w:tcPr>
             <w:tcW w:w="2501" w:type="pct"/>
-            <w:shd w:val="clear" w:color="auto" w:fill="auto"/>
           </w:tcPr>
           <w:p>
             <w:pPr>
@@ -3741,7 +3560,7 @@
           </w:p>
           <w:p>
             <w:pPr>
-              <w:pStyle w:val="DaftarParagraf"/>
+              <w:pStyle w:val="ListParagraph"/>
               <w:numPr>
                 <w:ilvl w:val="0"/>
                 <w:numId w:val="32"/>
@@ -3995,7 +3814,7 @@
           </w:p>
           <w:p>
             <w:pPr>
-              <w:pStyle w:val="DaftarParagraf"/>
+              <w:pStyle w:val="ListParagraph"/>
               <w:numPr>
                 <w:ilvl w:val="0"/>
                 <w:numId w:val="32"/>
@@ -4140,7 +3959,7 @@
           </w:p>
           <w:p>
             <w:pPr>
-              <w:pStyle w:val="DaftarParagraf"/>
+              <w:pStyle w:val="ListParagraph"/>
               <w:numPr>
                 <w:ilvl w:val="0"/>
                 <w:numId w:val="32"/>
@@ -4249,7 +4068,7 @@
           </w:p>
           <w:p>
             <w:pPr>
-              <w:pStyle w:val="DaftarParagraf"/>
+              <w:pStyle w:val="ListParagraph"/>
               <w:numPr>
                 <w:ilvl w:val="0"/>
                 <w:numId w:val="32"/>
@@ -4376,7 +4195,7 @@
           </w:p>
           <w:p>
             <w:pPr>
-              <w:pStyle w:val="DaftarParagraf"/>
+              <w:pStyle w:val="ListParagraph"/>
               <w:numPr>
                 <w:ilvl w:val="0"/>
                 <w:numId w:val="32"/>
@@ -4542,11 +4361,10 @@
         <w:tc>
           <w:tcPr>
             <w:tcW w:w="1562" w:type="pct"/>
-            <w:shd w:val="clear" w:color="auto" w:fill="auto"/>
           </w:tcPr>
           <w:p>
             <w:pPr>
-              <w:pStyle w:val="DaftarParagraf"/>
+              <w:pStyle w:val="ListParagraph"/>
               <w:autoSpaceDE w:val="0"/>
               <w:autoSpaceDN w:val="0"/>
               <w:adjustRightInd w:val="0"/>
@@ -4608,7 +4426,7 @@
           </w:p>
           <w:p>
             <w:pPr>
-              <w:pStyle w:val="DaftarParagraf"/>
+              <w:pStyle w:val="ListParagraph"/>
               <w:numPr>
                 <w:ilvl w:val="0"/>
                 <w:numId w:val="33"/>
@@ -4625,21 +4443,12 @@
             </w:pPr>
             <w:bookmarkStart w:id="2" w:name="_Hlk176099308"/>
             <w:bookmarkEnd w:id="1"/>
-            <w:proofErr w:type="spellStart"/>
-            <w:r>
-              <w:rPr>
-                <w:rFonts w:ascii="Times New Roman" w:hAnsi="Times New Roman"/>
-                <w:sz w:val="24"/>
-              </w:rPr>
-              <w:t>Cerita</w:t>
-            </w:r>
-            <w:proofErr w:type="spellEnd"/>
-            <w:r>
-              <w:rPr>
-                <w:rFonts w:ascii="Times New Roman" w:hAnsi="Times New Roman"/>
-                <w:sz w:val="24"/>
-              </w:rPr>
-              <w:t xml:space="preserve"> </w:t>
+            <w:r>
+              <w:rPr>
+                <w:rFonts w:ascii="Times New Roman" w:hAnsi="Times New Roman"/>
+                <w:sz w:val="24"/>
+              </w:rPr>
+              <w:t xml:space="preserve">Cerita </w:t>
             </w:r>
             <w:proofErr w:type="spellStart"/>
             <w:r>
@@ -4653,7 +4462,7 @@
           </w:p>
           <w:p>
             <w:pPr>
-              <w:pStyle w:val="DaftarParagraf"/>
+              <w:pStyle w:val="ListParagraph"/>
               <w:numPr>
                 <w:ilvl w:val="0"/>
                 <w:numId w:val="33"/>
@@ -4712,7 +4521,7 @@
           </w:p>
           <w:p>
             <w:pPr>
-              <w:pStyle w:val="DaftarParagraf"/>
+              <w:pStyle w:val="ListParagraph"/>
               <w:numPr>
                 <w:ilvl w:val="0"/>
                 <w:numId w:val="33"/>
@@ -4727,37 +4536,12 @@
                 <w:sz w:val="24"/>
               </w:rPr>
             </w:pPr>
-            <w:proofErr w:type="spellStart"/>
-            <w:r>
-              <w:rPr>
-                <w:rFonts w:ascii="Times New Roman" w:hAnsi="Times New Roman"/>
-                <w:sz w:val="24"/>
-              </w:rPr>
-              <w:t>Soal</w:t>
-            </w:r>
-            <w:proofErr w:type="spellEnd"/>
-            <w:r>
-              <w:rPr>
-                <w:rFonts w:ascii="Times New Roman" w:hAnsi="Times New Roman"/>
-                <w:sz w:val="24"/>
-              </w:rPr>
-              <w:t xml:space="preserve"> </w:t>
-            </w:r>
-            <w:proofErr w:type="spellStart"/>
-            <w:r>
-              <w:rPr>
-                <w:rFonts w:ascii="Times New Roman" w:hAnsi="Times New Roman"/>
-                <w:sz w:val="24"/>
-              </w:rPr>
-              <w:t>Cerita</w:t>
-            </w:r>
-            <w:proofErr w:type="spellEnd"/>
-            <w:r>
-              <w:rPr>
-                <w:rFonts w:ascii="Times New Roman" w:hAnsi="Times New Roman"/>
-                <w:sz w:val="24"/>
-              </w:rPr>
-              <w:t xml:space="preserve"> </w:t>
+            <w:r>
+              <w:rPr>
+                <w:rFonts w:ascii="Times New Roman" w:hAnsi="Times New Roman"/>
+                <w:sz w:val="24"/>
+              </w:rPr>
+              <w:t xml:space="preserve">Soal Cerita </w:t>
             </w:r>
             <w:proofErr w:type="spellStart"/>
             <w:r>
@@ -4774,7 +4558,6 @@
         <w:tc>
           <w:tcPr>
             <w:tcW w:w="625" w:type="pct"/>
-            <w:shd w:val="clear" w:color="auto" w:fill="auto"/>
           </w:tcPr>
           <w:p>
             <w:pPr>
@@ -4814,7 +4597,6 @@
         <w:tc>
           <w:tcPr>
             <w:tcW w:w="312" w:type="pct"/>
-            <w:shd w:val="clear" w:color="auto" w:fill="auto"/>
           </w:tcPr>
           <w:p>
             <w:pPr>
@@ -4840,7 +4622,6 @@
         <w:tc>
           <w:tcPr>
             <w:tcW w:w="2501" w:type="pct"/>
-            <w:shd w:val="clear" w:color="auto" w:fill="auto"/>
           </w:tcPr>
           <w:p>
             <w:pPr>
@@ -4906,7 +4687,7 @@
           </w:p>
           <w:p>
             <w:pPr>
-              <w:pStyle w:val="DaftarParagraf"/>
+              <w:pStyle w:val="ListParagraph"/>
               <w:numPr>
                 <w:ilvl w:val="0"/>
                 <w:numId w:val="34"/>
@@ -5146,7 +4927,7 @@
           </w:p>
           <w:p>
             <w:pPr>
-              <w:pStyle w:val="DaftarParagraf"/>
+              <w:pStyle w:val="ListParagraph"/>
               <w:numPr>
                 <w:ilvl w:val="0"/>
                 <w:numId w:val="34"/>
@@ -5305,7 +5086,7 @@
           </w:p>
           <w:p>
             <w:pPr>
-              <w:pStyle w:val="DaftarParagraf"/>
+              <w:pStyle w:val="ListParagraph"/>
               <w:numPr>
                 <w:ilvl w:val="0"/>
                 <w:numId w:val="34"/>
@@ -5432,7 +5213,7 @@
           </w:p>
           <w:p>
             <w:pPr>
-              <w:pStyle w:val="DaftarParagraf"/>
+              <w:pStyle w:val="ListParagraph"/>
               <w:numPr>
                 <w:ilvl w:val="0"/>
                 <w:numId w:val="34"/>
@@ -5578,7 +5359,6 @@
         <w:tc>
           <w:tcPr>
             <w:tcW w:w="1562" w:type="pct"/>
-            <w:shd w:val="clear" w:color="auto" w:fill="auto"/>
           </w:tcPr>
           <w:p>
             <w:pPr>
@@ -5661,7 +5441,7 @@
           </w:p>
           <w:p>
             <w:pPr>
-              <w:pStyle w:val="DaftarParagraf"/>
+              <w:pStyle w:val="ListParagraph"/>
               <w:numPr>
                 <w:ilvl w:val="0"/>
                 <w:numId w:val="35"/>
@@ -5678,7 +5458,6 @@
             </w:pPr>
             <w:bookmarkStart w:id="5" w:name="_Hlk176100227"/>
             <w:bookmarkEnd w:id="4"/>
-            <w:proofErr w:type="spellStart"/>
             <w:r>
               <w:rPr>
                 <w:rFonts w:ascii="Times New Roman" w:hAnsi="Times New Roman"/>
@@ -5687,18 +5466,7 @@
                 <w:sz w:val="24"/>
                 <w:szCs w:val="24"/>
               </w:rPr>
-              <w:t>Cerita</w:t>
-            </w:r>
-            <w:proofErr w:type="spellEnd"/>
-            <w:r>
-              <w:rPr>
-                <w:rFonts w:ascii="Times New Roman" w:hAnsi="Times New Roman"/>
-                <w:color w:val="1C1C1C"/>
-                <w:w w:val="110"/>
-                <w:sz w:val="24"/>
-                <w:szCs w:val="24"/>
-              </w:rPr>
-              <w:t xml:space="preserve"> </w:t>
+              <w:t xml:space="preserve">Cerita </w:t>
             </w:r>
             <w:proofErr w:type="spellStart"/>
             <w:r>
@@ -5715,7 +5483,7 @@
           </w:p>
           <w:p>
             <w:pPr>
-              <w:pStyle w:val="DaftarParagraf"/>
+              <w:pStyle w:val="ListParagraph"/>
               <w:numPr>
                 <w:ilvl w:val="0"/>
                 <w:numId w:val="35"/>
@@ -5789,7 +5557,7 @@
           </w:p>
           <w:p>
             <w:pPr>
-              <w:pStyle w:val="DaftarParagraf"/>
+              <w:pStyle w:val="ListParagraph"/>
               <w:numPr>
                 <w:ilvl w:val="0"/>
                 <w:numId w:val="35"/>
@@ -5863,7 +5631,7 @@
           </w:p>
           <w:p>
             <w:pPr>
-              <w:pStyle w:val="DaftarParagraf"/>
+              <w:pStyle w:val="ListParagraph"/>
               <w:numPr>
                 <w:ilvl w:val="0"/>
                 <w:numId w:val="35"/>
@@ -5878,7 +5646,6 @@
                 <w:szCs w:val="24"/>
               </w:rPr>
             </w:pPr>
-            <w:proofErr w:type="spellStart"/>
             <w:r>
               <w:rPr>
                 <w:rFonts w:ascii="Times New Roman" w:hAnsi="Times New Roman"/>
@@ -5887,40 +5654,7 @@
                 <w:sz w:val="24"/>
                 <w:szCs w:val="24"/>
               </w:rPr>
-              <w:t>Soal</w:t>
-            </w:r>
-            <w:proofErr w:type="spellEnd"/>
-            <w:r>
-              <w:rPr>
-                <w:rFonts w:ascii="Times New Roman" w:hAnsi="Times New Roman"/>
-                <w:color w:val="1C1C1C"/>
-                <w:w w:val="110"/>
-                <w:sz w:val="24"/>
-                <w:szCs w:val="24"/>
-              </w:rPr>
-              <w:t xml:space="preserve"> </w:t>
-            </w:r>
-            <w:proofErr w:type="spellStart"/>
-            <w:r>
-              <w:rPr>
-                <w:rFonts w:ascii="Times New Roman" w:hAnsi="Times New Roman"/>
-                <w:color w:val="1C1C1C"/>
-                <w:w w:val="110"/>
-                <w:sz w:val="24"/>
-                <w:szCs w:val="24"/>
-              </w:rPr>
-              <w:t>Cerita</w:t>
-            </w:r>
-            <w:proofErr w:type="spellEnd"/>
-            <w:r>
-              <w:rPr>
-                <w:rFonts w:ascii="Times New Roman" w:hAnsi="Times New Roman"/>
-                <w:color w:val="1C1C1C"/>
-                <w:w w:val="110"/>
-                <w:sz w:val="24"/>
-                <w:szCs w:val="24"/>
-              </w:rPr>
-              <w:t xml:space="preserve"> </w:t>
+              <w:t xml:space="preserve">Soal Cerita </w:t>
             </w:r>
             <w:proofErr w:type="spellStart"/>
             <w:r>
@@ -5940,7 +5674,6 @@
         <w:tc>
           <w:tcPr>
             <w:tcW w:w="625" w:type="pct"/>
-            <w:shd w:val="clear" w:color="auto" w:fill="auto"/>
           </w:tcPr>
           <w:p>
             <w:pPr>
@@ -5964,7 +5697,6 @@
         <w:tc>
           <w:tcPr>
             <w:tcW w:w="312" w:type="pct"/>
-            <w:shd w:val="clear" w:color="auto" w:fill="auto"/>
           </w:tcPr>
           <w:p>
             <w:pPr>
@@ -5990,7 +5722,6 @@
         <w:tc>
           <w:tcPr>
             <w:tcW w:w="2501" w:type="pct"/>
-            <w:shd w:val="clear" w:color="auto" w:fill="auto"/>
           </w:tcPr>
           <w:p>
             <w:pPr>
@@ -6056,7 +5787,7 @@
           </w:p>
           <w:p>
             <w:pPr>
-              <w:pStyle w:val="DaftarParagraf"/>
+              <w:pStyle w:val="ListParagraph"/>
               <w:numPr>
                 <w:ilvl w:val="0"/>
                 <w:numId w:val="36"/>
@@ -6136,7 +5867,7 @@
           </w:p>
           <w:p>
             <w:pPr>
-              <w:pStyle w:val="DaftarParagraf"/>
+              <w:pStyle w:val="ListParagraph"/>
               <w:numPr>
                 <w:ilvl w:val="0"/>
                 <w:numId w:val="36"/>
@@ -6279,7 +6010,7 @@
           </w:p>
           <w:p>
             <w:pPr>
-              <w:pStyle w:val="DaftarParagraf"/>
+              <w:pStyle w:val="ListParagraph"/>
               <w:spacing w:before="120" w:after="120"/>
               <w:ind w:left="553" w:right="57"/>
               <w:rPr>
@@ -6306,7 +6037,7 @@
           </w:p>
           <w:p>
             <w:pPr>
-              <w:pStyle w:val="DaftarParagraf"/>
+              <w:pStyle w:val="ListParagraph"/>
               <w:numPr>
                 <w:ilvl w:val="0"/>
                 <w:numId w:val="36"/>
@@ -6332,23 +6063,7 @@
                 <w:rFonts w:ascii="Times New Roman" w:hAnsi="Times New Roman"/>
                 <w:sz w:val="24"/>
               </w:rPr>
-              <w:t xml:space="preserve"> </w:t>
-            </w:r>
-            <w:proofErr w:type="spellStart"/>
-            <w:r>
-              <w:rPr>
-                <w:rFonts w:ascii="Times New Roman" w:hAnsi="Times New Roman"/>
-                <w:sz w:val="24"/>
-              </w:rPr>
-              <w:t>nama</w:t>
-            </w:r>
-            <w:proofErr w:type="spellEnd"/>
-            <w:r>
-              <w:rPr>
-                <w:rFonts w:ascii="Times New Roman" w:hAnsi="Times New Roman"/>
-                <w:sz w:val="24"/>
-              </w:rPr>
-              <w:t xml:space="preserve"> </w:t>
+              <w:t xml:space="preserve"> nama </w:t>
             </w:r>
             <w:proofErr w:type="spellStart"/>
             <w:r>
@@ -6481,7 +6196,7 @@
           </w:p>
           <w:p>
             <w:pPr>
-              <w:pStyle w:val="DaftarParagraf"/>
+              <w:pStyle w:val="ListParagraph"/>
               <w:numPr>
                 <w:ilvl w:val="0"/>
                 <w:numId w:val="36"/>
@@ -6592,7 +6307,7 @@
           </w:p>
           <w:p>
             <w:pPr>
-              <w:pStyle w:val="DaftarParagraf"/>
+              <w:pStyle w:val="ListParagraph"/>
               <w:numPr>
                 <w:ilvl w:val="0"/>
                 <w:numId w:val="36"/>
@@ -6646,7 +6361,7 @@
           </w:p>
           <w:p>
             <w:pPr>
-              <w:pStyle w:val="DaftarParagraf"/>
+              <w:pStyle w:val="ListParagraph"/>
               <w:numPr>
                 <w:ilvl w:val="0"/>
                 <w:numId w:val="36"/>
@@ -6706,7 +6421,6 @@
         <w:tc>
           <w:tcPr>
             <w:tcW w:w="1562" w:type="pct"/>
-            <w:shd w:val="clear" w:color="auto" w:fill="auto"/>
           </w:tcPr>
           <w:p>
             <w:pPr>
@@ -6768,7 +6482,7 @@
           </w:p>
           <w:p>
             <w:pPr>
-              <w:pStyle w:val="DaftarParagraf"/>
+              <w:pStyle w:val="ListParagraph"/>
               <w:numPr>
                 <w:ilvl w:val="0"/>
                 <w:numId w:val="37"/>
@@ -6844,7 +6558,7 @@
           </w:p>
           <w:p>
             <w:pPr>
-              <w:pStyle w:val="DaftarParagraf"/>
+              <w:pStyle w:val="ListParagraph"/>
               <w:numPr>
                 <w:ilvl w:val="0"/>
                 <w:numId w:val="37"/>
@@ -6884,7 +6598,7 @@
           </w:p>
           <w:p>
             <w:pPr>
-              <w:pStyle w:val="DaftarParagraf"/>
+              <w:pStyle w:val="ListParagraph"/>
               <w:numPr>
                 <w:ilvl w:val="0"/>
                 <w:numId w:val="37"/>
@@ -6929,29 +6643,7 @@
                 <w:sz w:val="24"/>
                 <w:szCs w:val="24"/>
               </w:rPr>
-              <w:t xml:space="preserve"> </w:t>
-            </w:r>
-            <w:proofErr w:type="spellStart"/>
-            <w:r>
-              <w:rPr>
-                <w:rFonts w:ascii="Times New Roman" w:hAnsi="Times New Roman"/>
-                <w:color w:val="1C1C1C"/>
-                <w:w w:val="110"/>
-                <w:sz w:val="24"/>
-                <w:szCs w:val="24"/>
-              </w:rPr>
-              <w:t>Bentuk</w:t>
-            </w:r>
-            <w:proofErr w:type="spellEnd"/>
-            <w:r>
-              <w:rPr>
-                <w:rFonts w:ascii="Times New Roman" w:hAnsi="Times New Roman"/>
-                <w:color w:val="1C1C1C"/>
-                <w:w w:val="110"/>
-                <w:sz w:val="24"/>
-                <w:szCs w:val="24"/>
-              </w:rPr>
-              <w:t xml:space="preserve"> </w:t>
+              <w:t xml:space="preserve"> Bentuk </w:t>
             </w:r>
             <w:proofErr w:type="spellStart"/>
             <w:r>
@@ -6971,7 +6663,6 @@
         <w:tc>
           <w:tcPr>
             <w:tcW w:w="625" w:type="pct"/>
-            <w:shd w:val="clear" w:color="auto" w:fill="auto"/>
           </w:tcPr>
           <w:p>
             <w:pPr>
@@ -7001,7 +6692,7 @@
           </w:tcPr>
           <w:p>
             <w:pPr>
-              <w:pStyle w:val="DaftarParagraf"/>
+              <w:pStyle w:val="ListParagraph"/>
               <w:spacing w:before="60" w:after="60" w:line="240" w:lineRule="auto"/>
               <w:ind w:left="0"/>
               <w:contextualSpacing w:val="0"/>
@@ -7032,7 +6723,6 @@
         <w:tc>
           <w:tcPr>
             <w:tcW w:w="312" w:type="pct"/>
-            <w:shd w:val="clear" w:color="auto" w:fill="auto"/>
           </w:tcPr>
           <w:p>
             <w:pPr>
@@ -7058,7 +6748,6 @@
         <w:tc>
           <w:tcPr>
             <w:tcW w:w="2501" w:type="pct"/>
-            <w:shd w:val="clear" w:color="auto" w:fill="auto"/>
           </w:tcPr>
           <w:p>
             <w:pPr>
@@ -7132,7 +6821,7 @@
           </w:p>
           <w:p>
             <w:pPr>
-              <w:pStyle w:val="DaftarParagraf"/>
+              <w:pStyle w:val="ListParagraph"/>
               <w:numPr>
                 <w:ilvl w:val="0"/>
                 <w:numId w:val="22"/>
@@ -7242,7 +6931,7 @@
           </w:p>
           <w:p>
             <w:pPr>
-              <w:pStyle w:val="DaftarParagraf"/>
+              <w:pStyle w:val="ListParagraph"/>
               <w:numPr>
                 <w:ilvl w:val="0"/>
                 <w:numId w:val="22"/>
@@ -7351,7 +7040,7 @@
           </w:p>
           <w:p>
             <w:pPr>
-              <w:pStyle w:val="DaftarParagraf"/>
+              <w:pStyle w:val="ListParagraph"/>
               <w:numPr>
                 <w:ilvl w:val="0"/>
                 <w:numId w:val="22"/>
@@ -7460,7 +7149,7 @@
           </w:p>
           <w:p>
             <w:pPr>
-              <w:pStyle w:val="DaftarParagraf"/>
+              <w:pStyle w:val="ListParagraph"/>
               <w:numPr>
                 <w:ilvl w:val="0"/>
                 <w:numId w:val="22"/>
@@ -7515,7 +7204,7 @@
           </w:p>
           <w:p>
             <w:pPr>
-              <w:pStyle w:val="DaftarParagraf"/>
+              <w:pStyle w:val="ListParagraph"/>
               <w:numPr>
                 <w:ilvl w:val="0"/>
                 <w:numId w:val="22"/>
@@ -7588,7 +7277,7 @@
           </w:p>
           <w:p>
             <w:pPr>
-              <w:pStyle w:val="DaftarParagraf"/>
+              <w:pStyle w:val="ListParagraph"/>
               <w:numPr>
                 <w:ilvl w:val="0"/>
                 <w:numId w:val="22"/>
@@ -7656,11 +7345,10 @@
         <w:tc>
           <w:tcPr>
             <w:tcW w:w="1562" w:type="pct"/>
-            <w:shd w:val="clear" w:color="auto" w:fill="auto"/>
           </w:tcPr>
           <w:p>
             <w:pPr>
-              <w:pStyle w:val="DaftarParagraf"/>
+              <w:pStyle w:val="ListParagraph"/>
               <w:autoSpaceDE w:val="0"/>
               <w:autoSpaceDN w:val="0"/>
               <w:adjustRightInd w:val="0"/>
@@ -7744,7 +7432,7 @@
           </w:p>
           <w:p>
             <w:pPr>
-              <w:pStyle w:val="DaftarParagraf"/>
+              <w:pStyle w:val="ListParagraph"/>
               <w:numPr>
                 <w:ilvl w:val="0"/>
                 <w:numId w:val="23"/>
@@ -7807,28 +7495,12 @@
                 <w:rFonts w:ascii="Times New Roman" w:hAnsi="Times New Roman"/>
                 <w:sz w:val="24"/>
               </w:rPr>
-              <w:t xml:space="preserve"> </w:t>
-            </w:r>
-            <w:proofErr w:type="spellStart"/>
-            <w:r>
-              <w:rPr>
-                <w:rFonts w:ascii="Times New Roman" w:hAnsi="Times New Roman"/>
-                <w:sz w:val="24"/>
-              </w:rPr>
-              <w:t>Bilangan</w:t>
-            </w:r>
-            <w:proofErr w:type="spellEnd"/>
-            <w:r>
-              <w:rPr>
-                <w:rFonts w:ascii="Times New Roman" w:hAnsi="Times New Roman"/>
-                <w:sz w:val="24"/>
-              </w:rPr>
-              <w:t xml:space="preserve"> </w:t>
+              <w:t xml:space="preserve"> Bilangan </w:t>
             </w:r>
           </w:p>
           <w:p>
             <w:pPr>
-              <w:pStyle w:val="DaftarParagraf"/>
+              <w:pStyle w:val="ListParagraph"/>
               <w:numPr>
                 <w:ilvl w:val="0"/>
                 <w:numId w:val="23"/>
@@ -7857,23 +7529,7 @@
                 <w:rFonts w:ascii="Times New Roman" w:hAnsi="Times New Roman"/>
                 <w:sz w:val="24"/>
               </w:rPr>
-              <w:t xml:space="preserve"> </w:t>
-            </w:r>
-            <w:proofErr w:type="spellStart"/>
-            <w:r>
-              <w:rPr>
-                <w:rFonts w:ascii="Times New Roman" w:hAnsi="Times New Roman"/>
-                <w:sz w:val="24"/>
-              </w:rPr>
-              <w:t>Maju</w:t>
-            </w:r>
-            <w:proofErr w:type="spellEnd"/>
-            <w:r>
-              <w:rPr>
-                <w:rFonts w:ascii="Times New Roman" w:hAnsi="Times New Roman"/>
-                <w:sz w:val="24"/>
-              </w:rPr>
-              <w:t xml:space="preserve"> dan </w:t>
+              <w:t xml:space="preserve"> Maju dan </w:t>
             </w:r>
             <w:proofErr w:type="spellStart"/>
             <w:r>
@@ -7894,7 +7550,7 @@
           </w:p>
           <w:p>
             <w:pPr>
-              <w:pStyle w:val="DaftarParagraf"/>
+              <w:pStyle w:val="ListParagraph"/>
               <w:numPr>
                 <w:ilvl w:val="0"/>
                 <w:numId w:val="23"/>
@@ -7935,7 +7591,7 @@
           </w:p>
           <w:p>
             <w:pPr>
-              <w:pStyle w:val="DaftarParagraf"/>
+              <w:pStyle w:val="ListParagraph"/>
               <w:numPr>
                 <w:ilvl w:val="0"/>
                 <w:numId w:val="23"/>
@@ -7981,7 +7637,6 @@
         <w:tc>
           <w:tcPr>
             <w:tcW w:w="625" w:type="pct"/>
-            <w:shd w:val="clear" w:color="auto" w:fill="auto"/>
           </w:tcPr>
           <w:p>
             <w:pPr>
@@ -8012,7 +7667,6 @@
         <w:tc>
           <w:tcPr>
             <w:tcW w:w="312" w:type="pct"/>
-            <w:shd w:val="clear" w:color="auto" w:fill="auto"/>
           </w:tcPr>
           <w:p>
             <w:pPr>
@@ -8038,7 +7692,6 @@
         <w:tc>
           <w:tcPr>
             <w:tcW w:w="2501" w:type="pct"/>
-            <w:shd w:val="clear" w:color="auto" w:fill="auto"/>
           </w:tcPr>
           <w:p>
             <w:pPr>
@@ -8112,7 +7765,7 @@
           </w:p>
           <w:p>
             <w:pPr>
-              <w:pStyle w:val="DaftarParagraf"/>
+              <w:pStyle w:val="ListParagraph"/>
               <w:numPr>
                 <w:ilvl w:val="0"/>
                 <w:numId w:val="24"/>
@@ -8293,7 +7946,7 @@
           </w:p>
           <w:p>
             <w:pPr>
-              <w:pStyle w:val="DaftarParagraf"/>
+              <w:pStyle w:val="ListParagraph"/>
               <w:autoSpaceDE w:val="0"/>
               <w:autoSpaceDN w:val="0"/>
               <w:adjustRightInd w:val="0"/>
@@ -8398,7 +8051,7 @@
           </w:p>
           <w:p>
             <w:pPr>
-              <w:pStyle w:val="DaftarParagraf"/>
+              <w:pStyle w:val="ListParagraph"/>
               <w:numPr>
                 <w:ilvl w:val="0"/>
                 <w:numId w:val="24"/>
@@ -8507,7 +8160,7 @@
           </w:p>
           <w:p>
             <w:pPr>
-              <w:pStyle w:val="DaftarParagraf"/>
+              <w:pStyle w:val="ListParagraph"/>
               <w:autoSpaceDE w:val="0"/>
               <w:autoSpaceDN w:val="0"/>
               <w:adjustRightInd w:val="0"/>
@@ -8622,7 +8275,7 @@
           </w:p>
           <w:p>
             <w:pPr>
-              <w:pStyle w:val="DaftarParagraf"/>
+              <w:pStyle w:val="ListParagraph"/>
               <w:autoSpaceDE w:val="0"/>
               <w:autoSpaceDN w:val="0"/>
               <w:adjustRightInd w:val="0"/>
@@ -8655,7 +8308,7 @@
           </w:p>
           <w:p>
             <w:pPr>
-              <w:pStyle w:val="DaftarParagraf"/>
+              <w:pStyle w:val="ListParagraph"/>
               <w:numPr>
                 <w:ilvl w:val="0"/>
                 <w:numId w:val="24"/>
@@ -8782,7 +8435,7 @@
           </w:p>
           <w:p>
             <w:pPr>
-              <w:pStyle w:val="DaftarParagraf"/>
+              <w:pStyle w:val="ListParagraph"/>
               <w:autoSpaceDE w:val="0"/>
               <w:autoSpaceDN w:val="0"/>
               <w:adjustRightInd w:val="0"/>
@@ -8931,7 +8584,7 @@
           </w:p>
           <w:p>
             <w:pPr>
-              <w:pStyle w:val="DaftarParagraf"/>
+              <w:pStyle w:val="ListParagraph"/>
               <w:autoSpaceDE w:val="0"/>
               <w:autoSpaceDN w:val="0"/>
               <w:adjustRightInd w:val="0"/>
@@ -9018,7 +8671,7 @@
           </w:p>
           <w:p>
             <w:pPr>
-              <w:pStyle w:val="DaftarParagraf"/>
+              <w:pStyle w:val="ListParagraph"/>
               <w:numPr>
                 <w:ilvl w:val="0"/>
                 <w:numId w:val="24"/>
@@ -9127,7 +8780,7 @@
           </w:p>
           <w:p>
             <w:pPr>
-              <w:pStyle w:val="DaftarParagraf"/>
+              <w:pStyle w:val="ListParagraph"/>
               <w:numPr>
                 <w:ilvl w:val="0"/>
                 <w:numId w:val="24"/>
@@ -9264,11 +8917,10 @@
         <w:tc>
           <w:tcPr>
             <w:tcW w:w="1562" w:type="pct"/>
-            <w:shd w:val="clear" w:color="auto" w:fill="auto"/>
           </w:tcPr>
           <w:p>
             <w:pPr>
-              <w:pStyle w:val="DaftarParagraf"/>
+              <w:pStyle w:val="ListParagraph"/>
               <w:autoSpaceDE w:val="0"/>
               <w:autoSpaceDN w:val="0"/>
               <w:adjustRightInd w:val="0"/>
@@ -9346,7 +8998,7 @@
           </w:p>
           <w:p>
             <w:pPr>
-              <w:pStyle w:val="DaftarParagraf"/>
+              <w:pStyle w:val="ListParagraph"/>
               <w:numPr>
                 <w:ilvl w:val="0"/>
                 <w:numId w:val="25"/>
@@ -9453,7 +9105,7 @@
           </w:p>
           <w:p>
             <w:pPr>
-              <w:pStyle w:val="DaftarParagraf"/>
+              <w:pStyle w:val="ListParagraph"/>
               <w:numPr>
                 <w:ilvl w:val="0"/>
                 <w:numId w:val="25"/>
@@ -9535,7 +9187,7 @@
           </w:p>
           <w:p>
             <w:pPr>
-              <w:pStyle w:val="DaftarParagraf"/>
+              <w:pStyle w:val="ListParagraph"/>
               <w:numPr>
                 <w:ilvl w:val="0"/>
                 <w:numId w:val="25"/>
@@ -9603,7 +9255,6 @@
         <w:tc>
           <w:tcPr>
             <w:tcW w:w="625" w:type="pct"/>
-            <w:shd w:val="clear" w:color="auto" w:fill="auto"/>
           </w:tcPr>
           <w:p>
             <w:pPr>
@@ -9634,7 +9285,6 @@
         <w:tc>
           <w:tcPr>
             <w:tcW w:w="312" w:type="pct"/>
-            <w:shd w:val="clear" w:color="auto" w:fill="auto"/>
           </w:tcPr>
           <w:p>
             <w:pPr>
@@ -9660,7 +9310,6 @@
         <w:tc>
           <w:tcPr>
             <w:tcW w:w="2501" w:type="pct"/>
-            <w:shd w:val="clear" w:color="auto" w:fill="auto"/>
           </w:tcPr>
           <w:p>
             <w:pPr>
@@ -9734,7 +9383,7 @@
           </w:p>
           <w:p>
             <w:pPr>
-              <w:pStyle w:val="DaftarParagraf"/>
+              <w:pStyle w:val="ListParagraph"/>
               <w:numPr>
                 <w:ilvl w:val="0"/>
                 <w:numId w:val="26"/>
@@ -9825,7 +9474,7 @@
           </w:p>
           <w:p>
             <w:pPr>
-              <w:pStyle w:val="DaftarParagraf"/>
+              <w:pStyle w:val="ListParagraph"/>
               <w:numPr>
                 <w:ilvl w:val="0"/>
                 <w:numId w:val="26"/>
@@ -9934,7 +9583,7 @@
           </w:p>
           <w:p>
             <w:pPr>
-              <w:pStyle w:val="DaftarParagraf"/>
+              <w:pStyle w:val="ListParagraph"/>
               <w:numPr>
                 <w:ilvl w:val="0"/>
                 <w:numId w:val="26"/>
@@ -10079,7 +9728,7 @@
           </w:p>
           <w:p>
             <w:pPr>
-              <w:pStyle w:val="DaftarParagraf"/>
+              <w:pStyle w:val="ListParagraph"/>
               <w:numPr>
                 <w:ilvl w:val="0"/>
                 <w:numId w:val="26"/>
@@ -10106,7 +9755,7 @@
           </w:p>
           <w:p>
             <w:pPr>
-              <w:pStyle w:val="DaftarParagraf"/>
+              <w:pStyle w:val="ListParagraph"/>
               <w:numPr>
                 <w:ilvl w:val="0"/>
                 <w:numId w:val="26"/>
@@ -10289,11 +9938,10 @@
         <w:tc>
           <w:tcPr>
             <w:tcW w:w="1562" w:type="pct"/>
-            <w:shd w:val="clear" w:color="auto" w:fill="auto"/>
           </w:tcPr>
           <w:p>
             <w:pPr>
-              <w:pStyle w:val="DaftarParagraf"/>
+              <w:pStyle w:val="ListParagraph"/>
               <w:autoSpaceDE w:val="0"/>
               <w:autoSpaceDN w:val="0"/>
               <w:adjustRightInd w:val="0"/>
@@ -10323,7 +9971,7 @@
           </w:p>
           <w:p>
             <w:pPr>
-              <w:pStyle w:val="DaftarParagraf"/>
+              <w:pStyle w:val="ListParagraph"/>
               <w:numPr>
                 <w:ilvl w:val="0"/>
                 <w:numId w:val="27"/>
@@ -10374,7 +10022,7 @@
           </w:p>
           <w:p>
             <w:pPr>
-              <w:pStyle w:val="DaftarParagraf"/>
+              <w:pStyle w:val="ListParagraph"/>
               <w:numPr>
                 <w:ilvl w:val="0"/>
                 <w:numId w:val="27"/>
@@ -10411,7 +10059,6 @@
         <w:tc>
           <w:tcPr>
             <w:tcW w:w="625" w:type="pct"/>
-            <w:shd w:val="clear" w:color="auto" w:fill="auto"/>
           </w:tcPr>
           <w:p>
             <w:pPr>
@@ -10442,7 +10089,6 @@
         <w:tc>
           <w:tcPr>
             <w:tcW w:w="312" w:type="pct"/>
-            <w:shd w:val="clear" w:color="auto" w:fill="auto"/>
           </w:tcPr>
           <w:p>
             <w:pPr>
@@ -10468,7 +10114,6 @@
         <w:tc>
           <w:tcPr>
             <w:tcW w:w="2501" w:type="pct"/>
-            <w:shd w:val="clear" w:color="auto" w:fill="auto"/>
           </w:tcPr>
           <w:p>
             <w:pPr>
@@ -10542,7 +10187,7 @@
           </w:p>
           <w:p>
             <w:pPr>
-              <w:pStyle w:val="DaftarParagraf"/>
+              <w:pStyle w:val="ListParagraph"/>
               <w:numPr>
                 <w:ilvl w:val="0"/>
                 <w:numId w:val="28"/>
@@ -10597,7 +10242,7 @@
           </w:p>
           <w:p>
             <w:pPr>
-              <w:pStyle w:val="DaftarParagraf"/>
+              <w:pStyle w:val="ListParagraph"/>
               <w:numPr>
                 <w:ilvl w:val="0"/>
                 <w:numId w:val="28"/>
@@ -10689,7 +10334,7 @@
           </w:p>
           <w:p>
             <w:pPr>
-              <w:pStyle w:val="DaftarParagraf"/>
+              <w:pStyle w:val="ListParagraph"/>
               <w:numPr>
                 <w:ilvl w:val="0"/>
                 <w:numId w:val="28"/>
@@ -10798,7 +10443,7 @@
           </w:p>
           <w:p>
             <w:pPr>
-              <w:pStyle w:val="DaftarParagraf"/>
+              <w:pStyle w:val="ListParagraph"/>
               <w:numPr>
                 <w:ilvl w:val="0"/>
                 <w:numId w:val="28"/>
@@ -10907,7 +10552,7 @@
           </w:p>
           <w:p>
             <w:pPr>
-              <w:pStyle w:val="DaftarParagraf"/>
+              <w:pStyle w:val="ListParagraph"/>
               <w:numPr>
                 <w:ilvl w:val="0"/>
                 <w:numId w:val="28"/>
@@ -11010,7 +10655,6 @@
         <w:tc>
           <w:tcPr>
             <w:tcW w:w="1562" w:type="pct"/>
-            <w:shd w:val="clear" w:color="auto" w:fill="auto"/>
           </w:tcPr>
           <w:p>
             <w:pPr>
@@ -11044,7 +10688,7 @@
           </w:p>
           <w:p>
             <w:pPr>
-              <w:pStyle w:val="DaftarParagraf"/>
+              <w:pStyle w:val="ListParagraph"/>
               <w:numPr>
                 <w:ilvl w:val="0"/>
                 <w:numId w:val="29"/>
@@ -11064,6 +10708,7 @@
                 <w:sz w:val="24"/>
                 <w:szCs w:val="24"/>
               </w:rPr>
+              <w:lastRenderedPageBreak/>
               <w:t>Mengelompokkan</w:t>
             </w:r>
             <w:proofErr w:type="spellEnd"/>
@@ -11078,7 +10723,7 @@
           </w:p>
           <w:p>
             <w:pPr>
-              <w:pStyle w:val="DaftarParagraf"/>
+              <w:pStyle w:val="ListParagraph"/>
               <w:numPr>
                 <w:ilvl w:val="0"/>
                 <w:numId w:val="29"/>
@@ -11097,7 +10742,6 @@
                 <w:sz w:val="24"/>
                 <w:szCs w:val="24"/>
               </w:rPr>
-              <w:lastRenderedPageBreak/>
               <w:t>Diagram Gambar</w:t>
             </w:r>
           </w:p>
@@ -11105,7 +10749,6 @@
         <w:tc>
           <w:tcPr>
             <w:tcW w:w="625" w:type="pct"/>
-            <w:shd w:val="clear" w:color="auto" w:fill="auto"/>
           </w:tcPr>
           <w:p>
             <w:pPr>
@@ -11143,7 +10786,7 @@
           </w:tcPr>
           <w:p>
             <w:pPr>
-              <w:pStyle w:val="DaftarParagraf"/>
+              <w:pStyle w:val="ListParagraph"/>
               <w:spacing w:before="60" w:after="60" w:line="240" w:lineRule="auto"/>
               <w:ind w:left="0"/>
               <w:contextualSpacing w:val="0"/>
@@ -11187,7 +10830,7 @@
           </w:tcPr>
           <w:p>
             <w:pPr>
-              <w:pStyle w:val="DaftarParagraf"/>
+              <w:pStyle w:val="ListParagraph"/>
               <w:spacing w:before="60" w:after="60" w:line="240" w:lineRule="auto"/>
               <w:ind w:left="0"/>
               <w:contextualSpacing w:val="0"/>
@@ -11222,7 +10865,7 @@
           </w:tcPr>
           <w:p>
             <w:pPr>
-              <w:pStyle w:val="DaftarParagraf"/>
+              <w:pStyle w:val="ListParagraph"/>
               <w:spacing w:before="60" w:after="60" w:line="240" w:lineRule="auto"/>
               <w:ind w:left="0"/>
               <w:contextualSpacing w:val="0"/>
@@ -11256,7 +10899,7 @@
           </w:tcPr>
           <w:p>
             <w:pPr>
-              <w:pStyle w:val="DaftarParagraf"/>
+              <w:pStyle w:val="ListParagraph"/>
               <w:spacing w:before="60" w:after="60" w:line="240" w:lineRule="auto"/>
               <w:ind w:left="0"/>
               <w:contextualSpacing w:val="0"/>
@@ -11384,7 +11027,6 @@
               </w:rPr>
               <w:t xml:space="preserve"> </w:t>
             </w:r>
-            <w:proofErr w:type="spellStart"/>
             <w:r>
               <w:rPr>
                 <w:rFonts w:ascii="Times New Roman" w:hAnsi="Times New Roman"/>
@@ -11394,7 +11036,6 @@
               </w:rPr>
               <w:t>Sekolah</w:t>
             </w:r>
-            <w:proofErr w:type="spellEnd"/>
           </w:p>
           <w:p>
             <w:pPr>
@@ -11659,7 +11300,7 @@
 </file>
 
 <file path=word/endnotes.xml><?xml version="1.0" encoding="utf-8"?>
-<w:endnotes xmlns:wpc="http://schemas.microsoft.com/office/word/2010/wordprocessingCanvas" xmlns:cx="http://schemas.microsoft.com/office/drawing/2014/chartex" xmlns:cx1="http://schemas.microsoft.com/office/drawing/2015/9/8/chartex" xmlns:cx2="http://schemas.microsoft.com/office/drawing/2015/10/21/chartex" xmlns:cx3="http://schemas.microsoft.com/office/drawing/2016/5/9/chartex" xmlns:cx4="http://schemas.microsoft.com/office/drawing/2016/5/10/chartex" xmlns:cx5="http://schemas.microsoft.com/office/drawing/2016/5/11/chartex" xmlns:cx6="http://schemas.microsoft.com/office/drawing/2016/5/12/chartex" xmlns:cx7="http://schemas.microsoft.com/office/drawing/2016/5/13/chartex" xmlns:cx8="http://schemas.microsoft.com/office/drawing/2016/5/14/chartex" xmlns:mc="http://schemas.openxmlformats.org/markup-compatibility/2006" xmlns:aink="http://schemas.microsoft.com/office/drawing/2016/ink" xmlns:am3d="http://schemas.microsoft.com/office/drawing/2017/model3d" xmlns:o="urn:schemas-microsoft-com:office:office" xmlns:oel="http://schemas.microsoft.com/office/2019/extlst" xmlns:r="http://schemas.openxmlformats.org/officeDocument/2006/relationships" xmlns:m="http://schemas.openxmlformats.org/officeDocument/2006/math" xmlns:v="urn:schemas-microsoft-com:vml" xmlns:wp14="http://schemas.microsoft.com/office/word/2010/wordprocessingDrawing" xmlns:wp="http://schemas.openxmlformats.org/drawingml/2006/wordprocessingDrawing" xmlns:w10="urn:schemas-microsoft-com:office:word" xmlns:w="http://schemas.openxmlformats.org/wordprocessingml/2006/main" xmlns:w14="http://schemas.microsoft.com/office/word/2010/wordml" xmlns:w15="http://schemas.microsoft.com/office/word/2012/wordml" xmlns:w16cex="http://schemas.microsoft.com/office/word/2018/wordml/cex" xmlns:w16cid="http://schemas.microsoft.com/office/word/2016/wordml/cid" xmlns:w16="http://schemas.microsoft.com/office/word/2018/wordml" xmlns:w16sdtdh="http://schemas.microsoft.com/office/word/2020/wordml/sdtdatahash" xmlns:w16se="http://schemas.microsoft.com/office/word/2015/wordml/symex" xmlns:wpg="http://schemas.microsoft.com/office/word/2010/wordprocessingGroup" xmlns:wpi="http://schemas.microsoft.com/office/word/2010/wordprocessingInk" xmlns:wne="http://schemas.microsoft.com/office/word/2006/wordml" xmlns:wps="http://schemas.microsoft.com/office/word/2010/wordprocessingShape" mc:Ignorable="w14 w15 w16se w16cid w16 w16cex w16sdtdh wp14">
+<w:endnotes xmlns:wpc="http://schemas.microsoft.com/office/word/2010/wordprocessingCanvas" xmlns:cx="http://schemas.microsoft.com/office/drawing/2014/chartex" xmlns:cx1="http://schemas.microsoft.com/office/drawing/2015/9/8/chartex" xmlns:cx2="http://schemas.microsoft.com/office/drawing/2015/10/21/chartex" xmlns:cx3="http://schemas.microsoft.com/office/drawing/2016/5/9/chartex" xmlns:cx4="http://schemas.microsoft.com/office/drawing/2016/5/10/chartex" xmlns:cx5="http://schemas.microsoft.com/office/drawing/2016/5/11/chartex" xmlns:cx6="http://schemas.microsoft.com/office/drawing/2016/5/12/chartex" xmlns:cx7="http://schemas.microsoft.com/office/drawing/2016/5/13/chartex" xmlns:cx8="http://schemas.microsoft.com/office/drawing/2016/5/14/chartex" xmlns:mc="http://schemas.openxmlformats.org/markup-compatibility/2006" xmlns:aink="http://schemas.microsoft.com/office/drawing/2016/ink" xmlns:am3d="http://schemas.microsoft.com/office/drawing/2017/model3d" xmlns:o="urn:schemas-microsoft-com:office:office" xmlns:oel="http://schemas.microsoft.com/office/2019/extlst" xmlns:r="http://schemas.openxmlformats.org/officeDocument/2006/relationships" xmlns:m="http://schemas.openxmlformats.org/officeDocument/2006/math" xmlns:v="urn:schemas-microsoft-com:vml" xmlns:wp14="http://schemas.microsoft.com/office/word/2010/wordprocessingDrawing" xmlns:wp="http://schemas.openxmlformats.org/drawingml/2006/wordprocessingDrawing" xmlns:w10="urn:schemas-microsoft-com:office:word" xmlns:w="http://schemas.openxmlformats.org/wordprocessingml/2006/main" xmlns:w14="http://schemas.microsoft.com/office/word/2010/wordml" xmlns:w15="http://schemas.microsoft.com/office/word/2012/wordml" xmlns:w16cex="http://schemas.microsoft.com/office/word/2018/wordml/cex" xmlns:w16cid="http://schemas.microsoft.com/office/word/2016/wordml/cid" xmlns:w16="http://schemas.microsoft.com/office/word/2018/wordml" xmlns:w16du="http://schemas.microsoft.com/office/word/2023/wordml/word16du" xmlns:w16sdtdh="http://schemas.microsoft.com/office/word/2020/wordml/sdtdatahash" xmlns:w16sdtfl="http://schemas.microsoft.com/office/word/2024/wordml/sdtformatlock" xmlns:w16se="http://schemas.microsoft.com/office/word/2015/wordml/symex" xmlns:wpg="http://schemas.microsoft.com/office/word/2010/wordprocessingGroup" xmlns:wpi="http://schemas.microsoft.com/office/word/2010/wordprocessingInk" xmlns:wne="http://schemas.microsoft.com/office/word/2006/wordml" xmlns:wps="http://schemas.microsoft.com/office/word/2010/wordprocessingShape" mc:Ignorable="w14 w15 w16se w16cid w16 w16cex w16sdtdh w16sdtfl w16du wp14">
   <w:endnote w:type="separator" w:id="-1">
     <w:p>
       <w:pPr>
@@ -11684,7 +11325,7 @@
 </file>
 
 <file path=word/footnotes.xml><?xml version="1.0" encoding="utf-8"?>
-<w:footnotes xmlns:wpc="http://schemas.microsoft.com/office/word/2010/wordprocessingCanvas" xmlns:cx="http://schemas.microsoft.com/office/drawing/2014/chartex" xmlns:cx1="http://schemas.microsoft.com/office/drawing/2015/9/8/chartex" xmlns:cx2="http://schemas.microsoft.com/office/drawing/2015/10/21/chartex" xmlns:cx3="http://schemas.microsoft.com/office/drawing/2016/5/9/chartex" xmlns:cx4="http://schemas.microsoft.com/office/drawing/2016/5/10/chartex" xmlns:cx5="http://schemas.microsoft.com/office/drawing/2016/5/11/chartex" xmlns:cx6="http://schemas.microsoft.com/office/drawing/2016/5/12/chartex" xmlns:cx7="http://schemas.microsoft.com/office/drawing/2016/5/13/chartex" xmlns:cx8="http://schemas.microsoft.com/office/drawing/2016/5/14/chartex" xmlns:mc="http://schemas.openxmlformats.org/markup-compatibility/2006" xmlns:aink="http://schemas.microsoft.com/office/drawing/2016/ink" xmlns:am3d="http://schemas.microsoft.com/office/drawing/2017/model3d" xmlns:o="urn:schemas-microsoft-com:office:office" xmlns:oel="http://schemas.microsoft.com/office/2019/extlst" xmlns:r="http://schemas.openxmlformats.org/officeDocument/2006/relationships" xmlns:m="http://schemas.openxmlformats.org/officeDocument/2006/math" xmlns:v="urn:schemas-microsoft-com:vml" xmlns:wp14="http://schemas.microsoft.com/office/word/2010/wordprocessingDrawing" xmlns:wp="http://schemas.openxmlformats.org/drawingml/2006/wordprocessingDrawing" xmlns:w10="urn:schemas-microsoft-com:office:word" xmlns:w="http://schemas.openxmlformats.org/wordprocessingml/2006/main" xmlns:w14="http://schemas.microsoft.com/office/word/2010/wordml" xmlns:w15="http://schemas.microsoft.com/office/word/2012/wordml" xmlns:w16cex="http://schemas.microsoft.com/office/word/2018/wordml/cex" xmlns:w16cid="http://schemas.microsoft.com/office/word/2016/wordml/cid" xmlns:w16="http://schemas.microsoft.com/office/word/2018/wordml" xmlns:w16sdtdh="http://schemas.microsoft.com/office/word/2020/wordml/sdtdatahash" xmlns:w16se="http://schemas.microsoft.com/office/word/2015/wordml/symex" xmlns:wpg="http://schemas.microsoft.com/office/word/2010/wordprocessingGroup" xmlns:wpi="http://schemas.microsoft.com/office/word/2010/wordprocessingInk" xmlns:wne="http://schemas.microsoft.com/office/word/2006/wordml" xmlns:wps="http://schemas.microsoft.com/office/word/2010/wordprocessingShape" mc:Ignorable="w14 w15 w16se w16cid w16 w16cex w16sdtdh wp14">
+<w:footnotes xmlns:wpc="http://schemas.microsoft.com/office/word/2010/wordprocessingCanvas" xmlns:cx="http://schemas.microsoft.com/office/drawing/2014/chartex" xmlns:cx1="http://schemas.microsoft.com/office/drawing/2015/9/8/chartex" xmlns:cx2="http://schemas.microsoft.com/office/drawing/2015/10/21/chartex" xmlns:cx3="http://schemas.microsoft.com/office/drawing/2016/5/9/chartex" xmlns:cx4="http://schemas.microsoft.com/office/drawing/2016/5/10/chartex" xmlns:cx5="http://schemas.microsoft.com/office/drawing/2016/5/11/chartex" xmlns:cx6="http://schemas.microsoft.com/office/drawing/2016/5/12/chartex" xmlns:cx7="http://schemas.microsoft.com/office/drawing/2016/5/13/chartex" xmlns:cx8="http://schemas.microsoft.com/office/drawing/2016/5/14/chartex" xmlns:mc="http://schemas.openxmlformats.org/markup-compatibility/2006" xmlns:aink="http://schemas.microsoft.com/office/drawing/2016/ink" xmlns:am3d="http://schemas.microsoft.com/office/drawing/2017/model3d" xmlns:o="urn:schemas-microsoft-com:office:office" xmlns:oel="http://schemas.microsoft.com/office/2019/extlst" xmlns:r="http://schemas.openxmlformats.org/officeDocument/2006/relationships" xmlns:m="http://schemas.openxmlformats.org/officeDocument/2006/math" xmlns:v="urn:schemas-microsoft-com:vml" xmlns:wp14="http://schemas.microsoft.com/office/word/2010/wordprocessingDrawing" xmlns:wp="http://schemas.openxmlformats.org/drawingml/2006/wordprocessingDrawing" xmlns:w10="urn:schemas-microsoft-com:office:word" xmlns:w="http://schemas.openxmlformats.org/wordprocessingml/2006/main" xmlns:w14="http://schemas.microsoft.com/office/word/2010/wordml" xmlns:w15="http://schemas.microsoft.com/office/word/2012/wordml" xmlns:w16cex="http://schemas.microsoft.com/office/word/2018/wordml/cex" xmlns:w16cid="http://schemas.microsoft.com/office/word/2016/wordml/cid" xmlns:w16="http://schemas.microsoft.com/office/word/2018/wordml" xmlns:w16du="http://schemas.microsoft.com/office/word/2023/wordml/word16du" xmlns:w16sdtdh="http://schemas.microsoft.com/office/word/2020/wordml/sdtdatahash" xmlns:w16sdtfl="http://schemas.microsoft.com/office/word/2024/wordml/sdtformatlock" xmlns:w16se="http://schemas.microsoft.com/office/word/2015/wordml/symex" xmlns:wpg="http://schemas.microsoft.com/office/word/2010/wordprocessingGroup" xmlns:wpi="http://schemas.microsoft.com/office/word/2010/wordprocessingInk" xmlns:wne="http://schemas.microsoft.com/office/word/2006/wordml" xmlns:wps="http://schemas.microsoft.com/office/word/2010/wordprocessingShape" mc:Ignorable="w14 w15 w16se w16cid w16 w16cex w16sdtdh w16sdtfl w16du wp14">
   <w:footnote w:type="separator" w:id="-1">
     <w:p>
       <w:pPr>
@@ -11709,7 +11350,7 @@
 </file>
 
 <file path=word/numbering.xml><?xml version="1.0" encoding="utf-8"?>
-<w:numbering xmlns:wpc="http://schemas.microsoft.com/office/word/2010/wordprocessingCanvas" xmlns:cx="http://schemas.microsoft.com/office/drawing/2014/chartex" xmlns:cx1="http://schemas.microsoft.com/office/drawing/2015/9/8/chartex" xmlns:cx2="http://schemas.microsoft.com/office/drawing/2015/10/21/chartex" xmlns:cx3="http://schemas.microsoft.com/office/drawing/2016/5/9/chartex" xmlns:cx4="http://schemas.microsoft.com/office/drawing/2016/5/10/chartex" xmlns:cx5="http://schemas.microsoft.com/office/drawing/2016/5/11/chartex" xmlns:cx6="http://schemas.microsoft.com/office/drawing/2016/5/12/chartex" xmlns:cx7="http://schemas.microsoft.com/office/drawing/2016/5/13/chartex" xmlns:cx8="http://schemas.microsoft.com/office/drawing/2016/5/14/chartex" xmlns:mc="http://schemas.openxmlformats.org/markup-compatibility/2006" xmlns:aink="http://schemas.microsoft.com/office/drawing/2016/ink" xmlns:am3d="http://schemas.microsoft.com/office/drawing/2017/model3d" xmlns:o="urn:schemas-microsoft-com:office:office" xmlns:oel="http://schemas.microsoft.com/office/2019/extlst" xmlns:r="http://schemas.openxmlformats.org/officeDocument/2006/relationships" xmlns:m="http://schemas.openxmlformats.org/officeDocument/2006/math" xmlns:v="urn:schemas-microsoft-com:vml" xmlns:wp14="http://schemas.microsoft.com/office/word/2010/wordprocessingDrawing" xmlns:wp="http://schemas.openxmlformats.org/drawingml/2006/wordprocessingDrawing" xmlns:w10="urn:schemas-microsoft-com:office:word" xmlns:w="http://schemas.openxmlformats.org/wordprocessingml/2006/main" xmlns:w14="http://schemas.microsoft.com/office/word/2010/wordml" xmlns:w15="http://schemas.microsoft.com/office/word/2012/wordml" xmlns:w16cex="http://schemas.microsoft.com/office/word/2018/wordml/cex" xmlns:w16cid="http://schemas.microsoft.com/office/word/2016/wordml/cid" xmlns:w16="http://schemas.microsoft.com/office/word/2018/wordml" xmlns:w16sdtdh="http://schemas.microsoft.com/office/word/2020/wordml/sdtdatahash" xmlns:w16se="http://schemas.microsoft.com/office/word/2015/wordml/symex" xmlns:wpg="http://schemas.microsoft.com/office/word/2010/wordprocessingGroup" xmlns:wpi="http://schemas.microsoft.com/office/word/2010/wordprocessingInk" xmlns:wne="http://schemas.microsoft.com/office/word/2006/wordml" xmlns:wps="http://schemas.microsoft.com/office/word/2010/wordprocessingShape" mc:Ignorable="w14 w15 w16se w16cid w16 w16cex w16sdtdh wp14">
+<w:numbering xmlns:wpc="http://schemas.microsoft.com/office/word/2010/wordprocessingCanvas" xmlns:cx="http://schemas.microsoft.com/office/drawing/2014/chartex" xmlns:cx1="http://schemas.microsoft.com/office/drawing/2015/9/8/chartex" xmlns:cx2="http://schemas.microsoft.com/office/drawing/2015/10/21/chartex" xmlns:cx3="http://schemas.microsoft.com/office/drawing/2016/5/9/chartex" xmlns:cx4="http://schemas.microsoft.com/office/drawing/2016/5/10/chartex" xmlns:cx5="http://schemas.microsoft.com/office/drawing/2016/5/11/chartex" xmlns:cx6="http://schemas.microsoft.com/office/drawing/2016/5/12/chartex" xmlns:cx7="http://schemas.microsoft.com/office/drawing/2016/5/13/chartex" xmlns:cx8="http://schemas.microsoft.com/office/drawing/2016/5/14/chartex" xmlns:mc="http://schemas.openxmlformats.org/markup-compatibility/2006" xmlns:aink="http://schemas.microsoft.com/office/drawing/2016/ink" xmlns:am3d="http://schemas.microsoft.com/office/drawing/2017/model3d" xmlns:o="urn:schemas-microsoft-com:office:office" xmlns:oel="http://schemas.microsoft.com/office/2019/extlst" xmlns:r="http://schemas.openxmlformats.org/officeDocument/2006/relationships" xmlns:m="http://schemas.openxmlformats.org/officeDocument/2006/math" xmlns:v="urn:schemas-microsoft-com:vml" xmlns:wp14="http://schemas.microsoft.com/office/word/2010/wordprocessingDrawing" xmlns:wp="http://schemas.openxmlformats.org/drawingml/2006/wordprocessingDrawing" xmlns:w10="urn:schemas-microsoft-com:office:word" xmlns:w="http://schemas.openxmlformats.org/wordprocessingml/2006/main" xmlns:w14="http://schemas.microsoft.com/office/word/2010/wordml" xmlns:w15="http://schemas.microsoft.com/office/word/2012/wordml" xmlns:w16cex="http://schemas.microsoft.com/office/word/2018/wordml/cex" xmlns:w16cid="http://schemas.microsoft.com/office/word/2016/wordml/cid" xmlns:w16="http://schemas.microsoft.com/office/word/2018/wordml" xmlns:w16du="http://schemas.microsoft.com/office/word/2023/wordml/word16du" xmlns:w16sdtdh="http://schemas.microsoft.com/office/word/2020/wordml/sdtdatahash" xmlns:w16sdtfl="http://schemas.microsoft.com/office/word/2024/wordml/sdtformatlock" xmlns:w16se="http://schemas.microsoft.com/office/word/2015/wordml/symex" xmlns:wpg="http://schemas.microsoft.com/office/word/2010/wordprocessingGroup" xmlns:wpi="http://schemas.microsoft.com/office/word/2010/wordprocessingInk" xmlns:wne="http://schemas.microsoft.com/office/word/2006/wordml" xmlns:wps="http://schemas.microsoft.com/office/word/2010/wordprocessingShape" mc:Ignorable="w14 w15 w16se w16cid w16 w16cex w16sdtdh w16sdtfl w16du wp14">
   <w:abstractNum w:abstractNumId="0" w15:restartNumberingAfterBreak="0">
     <w:nsid w:val="00DC16A8"/>
     <w:multiLevelType w:val="hybridMultilevel"/>
@@ -15461,7 +15102,7 @@
 </file>
 
 <file path=word/styles.xml><?xml version="1.0" encoding="utf-8"?>
-<w:styles xmlns:mc="http://schemas.openxmlformats.org/markup-compatibility/2006" xmlns:r="http://schemas.openxmlformats.org/officeDocument/2006/relationships" xmlns:w="http://schemas.openxmlformats.org/wordprocessingml/2006/main" xmlns:w14="http://schemas.microsoft.com/office/word/2010/wordml" xmlns:w15="http://schemas.microsoft.com/office/word/2012/wordml" xmlns:w16cex="http://schemas.microsoft.com/office/word/2018/wordml/cex" xmlns:w16cid="http://schemas.microsoft.com/office/word/2016/wordml/cid" xmlns:w16="http://schemas.microsoft.com/office/word/2018/wordml" xmlns:w16sdtdh="http://schemas.microsoft.com/office/word/2020/wordml/sdtdatahash" xmlns:w16se="http://schemas.microsoft.com/office/word/2015/wordml/symex" mc:Ignorable="w14 w15 w16se w16cid w16 w16cex w16sdtdh">
+<w:styles xmlns:mc="http://schemas.openxmlformats.org/markup-compatibility/2006" xmlns:r="http://schemas.openxmlformats.org/officeDocument/2006/relationships" xmlns:w="http://schemas.openxmlformats.org/wordprocessingml/2006/main" xmlns:w14="http://schemas.microsoft.com/office/word/2010/wordml" xmlns:w15="http://schemas.microsoft.com/office/word/2012/wordml" xmlns:w16cex="http://schemas.microsoft.com/office/word/2018/wordml/cex" xmlns:w16cid="http://schemas.microsoft.com/office/word/2016/wordml/cid" xmlns:w16="http://schemas.microsoft.com/office/word/2018/wordml" xmlns:w16du="http://schemas.microsoft.com/office/word/2023/wordml/word16du" xmlns:w16sdtdh="http://schemas.microsoft.com/office/word/2020/wordml/sdtdatahash" xmlns:w16sdtfl="http://schemas.microsoft.com/office/word/2024/wordml/sdtformatlock" xmlns:w16se="http://schemas.microsoft.com/office/word/2015/wordml/symex" mc:Ignorable="w14 w15 w16se w16cid w16 w16cex w16sdtdh w16sdtfl w16du">
   <w:docDefaults>
     <w:rPrDefault>
       <w:rPr>
@@ -15862,11 +15503,11 @@
       <w:szCs w:val="22"/>
     </w:rPr>
   </w:style>
-  <w:style w:type="paragraph" w:styleId="Judul1">
+  <w:style w:type="paragraph" w:styleId="Heading1">
     <w:name w:val="heading 1"/>
     <w:basedOn w:val="Normal"/>
     <w:next w:val="Normal"/>
-    <w:link w:val="Judul1KAR"/>
+    <w:link w:val="Heading1Char"/>
     <w:uiPriority w:val="9"/>
     <w:qFormat/>
     <w:rsid w:val="00831954"/>
@@ -15886,11 +15527,11 @@
       <w:lang w:val="id-ID" w:eastAsia="id-ID"/>
     </w:rPr>
   </w:style>
-  <w:style w:type="paragraph" w:styleId="Judul8">
+  <w:style w:type="paragraph" w:styleId="Heading8">
     <w:name w:val="heading 8"/>
     <w:basedOn w:val="Normal"/>
     <w:next w:val="Normal"/>
-    <w:link w:val="Judul8KAR"/>
+    <w:link w:val="Heading8Char"/>
     <w:uiPriority w:val="9"/>
     <w:semiHidden/>
     <w:unhideWhenUsed/>
@@ -15912,13 +15553,13 @@
       <w:szCs w:val="24"/>
     </w:rPr>
   </w:style>
-  <w:style w:type="character" w:default="1" w:styleId="FontParagrafDefault">
+  <w:style w:type="character" w:default="1" w:styleId="DefaultParagraphFont">
     <w:name w:val="Default Paragraph Font"/>
     <w:uiPriority w:val="1"/>
     <w:semiHidden/>
     <w:unhideWhenUsed/>
   </w:style>
-  <w:style w:type="table" w:default="1" w:styleId="TabelNormal">
+  <w:style w:type="table" w:default="1" w:styleId="TableNormal">
     <w:name w:val="Normal Table"/>
     <w:uiPriority w:val="99"/>
     <w:semiHidden/>
@@ -15933,16 +15574,16 @@
       </w:tblCellMar>
     </w:tblPr>
   </w:style>
-  <w:style w:type="numbering" w:default="1" w:styleId="TidakAdaDaftar">
+  <w:style w:type="numbering" w:default="1" w:styleId="NoList">
     <w:name w:val="No List"/>
     <w:uiPriority w:val="99"/>
     <w:semiHidden/>
     <w:unhideWhenUsed/>
   </w:style>
-  <w:style w:type="character" w:customStyle="1" w:styleId="Judul1KAR">
-    <w:name w:val="Judul 1 KAR"/>
-    <w:basedOn w:val="FontParagrafDefault"/>
-    <w:link w:val="Judul1"/>
+  <w:style w:type="character" w:customStyle="1" w:styleId="Heading1Char">
+    <w:name w:val="Heading 1 Char"/>
+    <w:basedOn w:val="DefaultParagraphFont"/>
+    <w:link w:val="Heading1"/>
     <w:uiPriority w:val="9"/>
     <w:locked/>
     <w:rsid w:val="00831954"/>
@@ -15960,7 +15601,7 @@
   <w:style w:type="paragraph" w:styleId="Footer">
     <w:name w:val="footer"/>
     <w:basedOn w:val="Normal"/>
-    <w:link w:val="FooterKAR"/>
+    <w:link w:val="FooterChar"/>
     <w:uiPriority w:val="99"/>
     <w:unhideWhenUsed/>
     <w:rsid w:val="004D1EC8"/>
@@ -15972,9 +15613,9 @@
       <w:spacing w:after="0" w:line="240" w:lineRule="auto"/>
     </w:pPr>
   </w:style>
-  <w:style w:type="character" w:customStyle="1" w:styleId="FooterKAR">
-    <w:name w:val="Footer KAR"/>
-    <w:basedOn w:val="FontParagrafDefault"/>
+  <w:style w:type="character" w:customStyle="1" w:styleId="FooterChar">
+    <w:name w:val="Footer Char"/>
+    <w:basedOn w:val="DefaultParagraphFont"/>
     <w:link w:val="Footer"/>
     <w:uiPriority w:val="99"/>
     <w:locked/>
@@ -15985,8 +15626,8 @@
   </w:style>
   <w:style w:type="table" w:customStyle="1" w:styleId="TableGrid1">
     <w:name w:val="Table Grid1"/>
-    <w:basedOn w:val="TabelNormal"/>
-    <w:next w:val="KisiTabel"/>
+    <w:basedOn w:val="TableNormal"/>
+    <w:next w:val="TableGrid"/>
     <w:uiPriority w:val="59"/>
     <w:rsid w:val="004D1EC8"/>
     <w:rPr>
@@ -16004,10 +15645,10 @@
       </w:tblBorders>
     </w:tblPr>
   </w:style>
-  <w:style w:type="table" w:styleId="KisiTabel">
+  <w:style w:type="table" w:styleId="TableGrid">
     <w:name w:val="Table Grid"/>
     <w:aliases w:val="Tabel"/>
-    <w:basedOn w:val="TabelNormal"/>
+    <w:basedOn w:val="TableNormal"/>
     <w:uiPriority w:val="59"/>
     <w:rsid w:val="004D1EC8"/>
     <w:rPr>
@@ -16026,8 +15667,8 @@
   </w:style>
   <w:style w:type="table" w:customStyle="1" w:styleId="TableGrid2">
     <w:name w:val="Table Grid2"/>
-    <w:basedOn w:val="TabelNormal"/>
-    <w:next w:val="KisiTabel"/>
+    <w:basedOn w:val="TableNormal"/>
+    <w:next w:val="TableGrid"/>
     <w:uiPriority w:val="59"/>
     <w:rsid w:val="004D1EC8"/>
     <w:rPr>
@@ -16046,8 +15687,8 @@
   </w:style>
   <w:style w:type="table" w:customStyle="1" w:styleId="TableGrid3">
     <w:name w:val="Table Grid3"/>
-    <w:basedOn w:val="TabelNormal"/>
-    <w:next w:val="KisiTabel"/>
+    <w:basedOn w:val="TableNormal"/>
+    <w:next w:val="TableGrid"/>
     <w:uiPriority w:val="59"/>
     <w:rsid w:val="00AA4BEF"/>
     <w:rPr>
@@ -16064,11 +15705,11 @@
       </w:tblBorders>
     </w:tblPr>
   </w:style>
-  <w:style w:type="paragraph" w:styleId="DaftarParagraf">
+  <w:style w:type="paragraph" w:styleId="ListParagraph">
     <w:name w:val="List Paragraph"/>
     <w:aliases w:val="Body of text,List Paragraph1,Body of text+1,Body of text+2,Body of text+3,List Paragraph11,Colorful List - Accent 11,HEADING 1,Medium Grid 1 - Accent 21"/>
     <w:basedOn w:val="Normal"/>
-    <w:link w:val="DaftarParagrafKAR"/>
+    <w:link w:val="ListParagraphChar"/>
     <w:uiPriority w:val="34"/>
     <w:qFormat/>
     <w:rsid w:val="001D29D3"/>
@@ -16077,10 +15718,10 @@
       <w:contextualSpacing/>
     </w:pPr>
   </w:style>
-  <w:style w:type="character" w:customStyle="1" w:styleId="DaftarParagrafKAR">
-    <w:name w:val="Daftar Paragraf KAR"/>
-    <w:aliases w:val="Body of text KAR,List Paragraph1 KAR,Body of text+1 KAR,Body of text+2 KAR,Body of text+3 KAR,List Paragraph11 KAR,Colorful List - Accent 11 KAR,HEADING 1 KAR,Medium Grid 1 - Accent 21 KAR"/>
-    <w:link w:val="DaftarParagraf"/>
+  <w:style w:type="character" w:customStyle="1" w:styleId="ListParagraphChar">
+    <w:name w:val="List Paragraph Char"/>
+    <w:aliases w:val="Body of text Char,List Paragraph1 Char,Body of text+1 Char,Body of text+2 Char,Body of text+3 Char,List Paragraph11 Char,Colorful List - Accent 11 Char,HEADING 1 Char,Medium Grid 1 - Accent 21 Char"/>
+    <w:link w:val="ListParagraph"/>
     <w:uiPriority w:val="34"/>
     <w:locked/>
     <w:rsid w:val="00D07FA9"/>
@@ -16100,9 +15741,9 @@
       <w:szCs w:val="24"/>
     </w:rPr>
   </w:style>
-  <w:style w:type="paragraph" w:styleId="TidakAdaSpasi">
+  <w:style w:type="paragraph" w:styleId="NoSpacing">
     <w:name w:val="No Spacing"/>
-    <w:link w:val="TidakAdaSpasiKAR"/>
+    <w:link w:val="NoSpacingChar"/>
     <w:uiPriority w:val="1"/>
     <w:qFormat/>
     <w:rsid w:val="00D07FA9"/>
@@ -16111,9 +15752,9 @@
       <w:lang w:eastAsia="ja-JP"/>
     </w:rPr>
   </w:style>
-  <w:style w:type="character" w:customStyle="1" w:styleId="TidakAdaSpasiKAR">
-    <w:name w:val="Tidak Ada Spasi KAR"/>
-    <w:link w:val="TidakAdaSpasi"/>
+  <w:style w:type="character" w:customStyle="1" w:styleId="NoSpacingChar">
+    <w:name w:val="No Spacing Char"/>
+    <w:link w:val="NoSpacing"/>
     <w:uiPriority w:val="1"/>
     <w:locked/>
     <w:rsid w:val="00D07FA9"/>
@@ -16122,10 +15763,10 @@
       <w:lang w:eastAsia="ja-JP"/>
     </w:rPr>
   </w:style>
-  <w:style w:type="paragraph" w:styleId="IndenTeksIsi">
+  <w:style w:type="paragraph" w:styleId="BodyTextIndent">
     <w:name w:val="Body Text Indent"/>
     <w:basedOn w:val="Normal"/>
-    <w:link w:val="IndenTeksIsiKAR"/>
+    <w:link w:val="BodyTextIndentChar"/>
     <w:uiPriority w:val="99"/>
     <w:unhideWhenUsed/>
     <w:rsid w:val="00D07FA9"/>
@@ -16139,10 +15780,10 @@
       <w:lang w:val="id-ID"/>
     </w:rPr>
   </w:style>
-  <w:style w:type="character" w:customStyle="1" w:styleId="IndenTeksIsiKAR">
-    <w:name w:val="Inden Teks Isi KAR"/>
-    <w:basedOn w:val="FontParagrafDefault"/>
-    <w:link w:val="IndenTeksIsi"/>
+  <w:style w:type="character" w:customStyle="1" w:styleId="BodyTextIndentChar">
+    <w:name w:val="Body Text Indent Char"/>
+    <w:basedOn w:val="DefaultParagraphFont"/>
+    <w:link w:val="BodyTextIndent"/>
     <w:uiPriority w:val="99"/>
     <w:locked/>
     <w:rsid w:val="00D07FA9"/>
@@ -16253,7 +15894,7 @@
   <w:style w:type="paragraph" w:styleId="Header">
     <w:name w:val="header"/>
     <w:basedOn w:val="Normal"/>
-    <w:link w:val="HeaderKAR"/>
+    <w:link w:val="HeaderChar"/>
     <w:uiPriority w:val="99"/>
     <w:unhideWhenUsed/>
     <w:rsid w:val="003E5605"/>
@@ -16265,9 +15906,9 @@
       <w:spacing w:after="0" w:line="240" w:lineRule="auto"/>
     </w:pPr>
   </w:style>
-  <w:style w:type="character" w:customStyle="1" w:styleId="HeaderKAR">
-    <w:name w:val="Header KAR"/>
-    <w:basedOn w:val="FontParagrafDefault"/>
+  <w:style w:type="character" w:customStyle="1" w:styleId="HeaderChar">
+    <w:name w:val="Header Char"/>
+    <w:basedOn w:val="DefaultParagraphFont"/>
     <w:link w:val="Header"/>
     <w:uiPriority w:val="99"/>
     <w:locked/>
@@ -16305,10 +15946,10 @@
       <w:szCs w:val="24"/>
     </w:rPr>
   </w:style>
-  <w:style w:type="paragraph" w:styleId="TeksBalon">
+  <w:style w:type="paragraph" w:styleId="BalloonText">
     <w:name w:val="Balloon Text"/>
     <w:basedOn w:val="Normal"/>
-    <w:link w:val="TeksBalonKAR"/>
+    <w:link w:val="BalloonTextChar"/>
     <w:uiPriority w:val="99"/>
     <w:rsid w:val="006933E0"/>
     <w:pPr>
@@ -16320,10 +15961,10 @@
       <w:szCs w:val="18"/>
     </w:rPr>
   </w:style>
-  <w:style w:type="character" w:customStyle="1" w:styleId="TeksBalonKAR">
-    <w:name w:val="Teks Balon KAR"/>
-    <w:basedOn w:val="FontParagrafDefault"/>
-    <w:link w:val="TeksBalon"/>
+  <w:style w:type="character" w:customStyle="1" w:styleId="BalloonTextChar">
+    <w:name w:val="Balloon Text Char"/>
+    <w:basedOn w:val="DefaultParagraphFont"/>
+    <w:link w:val="BalloonText"/>
     <w:uiPriority w:val="99"/>
     <w:locked/>
     <w:rsid w:val="006933E0"/>
@@ -16350,9 +15991,9 @@
       <w:lang w:val="id-ID" w:eastAsia="ja-JP"/>
     </w:rPr>
   </w:style>
-  <w:style w:type="table" w:styleId="DaftarSedang2-Aksen1">
+  <w:style w:type="table" w:styleId="MediumList2-Accent1">
     <w:name w:val="Medium List 2 Accent 1"/>
-    <w:basedOn w:val="TabelNormal"/>
+    <w:basedOn w:val="TableNormal"/>
     <w:uiPriority w:val="66"/>
     <w:rsid w:val="001D0445"/>
     <w:rPr>
@@ -16471,10 +16112,10 @@
       </w:tcPr>
     </w:tblStylePr>
   </w:style>
-  <w:style w:type="character" w:customStyle="1" w:styleId="Judul8KAR">
-    <w:name w:val="Judul 8 KAR"/>
-    <w:basedOn w:val="FontParagrafDefault"/>
-    <w:link w:val="Judul8"/>
+  <w:style w:type="character" w:customStyle="1" w:styleId="Heading8Char">
+    <w:name w:val="Heading 8 Char"/>
+    <w:basedOn w:val="DefaultParagraphFont"/>
+    <w:link w:val="Heading8"/>
     <w:uiPriority w:val="9"/>
     <w:semiHidden/>
     <w:rsid w:val="00031483"/>
